--- a/!2025 Адаптационная программа Коршак.docx
+++ b/!2025 Адаптационная программа Коршак.docx
@@ -465,8 +465,32 @@
             <w:noWrap w:val="false"/>
           </w:tcPr>
           <w:p>
-            <w:r>
-              <w:t xml:space="preserve">Стажер: Коршак Михаил Алексеевич</w:t>
+            <w:pPr>
+              <w:ind w:right="423"/>
+              <w:rPr>
+                <w:rFonts w:ascii="Tahoma" w:hAnsi="Tahoma" w:cs="Tahoma"/>
+                <w:b/>
+                <w:sz w:val="18"/>
+                <w:szCs w:val="18"/>
+              </w:rPr>
+            </w:pPr>
+            <w:r>
+              <w:rPr>
+                <w:rFonts w:ascii="Tahoma" w:hAnsi="Tahoma" w:cs="Tahoma"/>
+                <w:b/>
+                <w:sz w:val="18"/>
+                <w:szCs w:val="18"/>
+              </w:rPr>
+              <w:t xml:space="preserve">Стажер: </w:t>
+            </w:r>
+            <w:r>
+              <w:rPr>
+                <w:rFonts w:ascii="Tahoma" w:hAnsi="Tahoma" w:cs="Tahoma"/>
+                <w:b/>
+                <w:sz w:val="18"/>
+                <w:szCs w:val="18"/>
+              </w:rPr>
+              <w:t xml:space="preserve">Коршак Михаил Алексеевич</w:t>
             </w:r>
           </w:p>
         </w:tc>
@@ -477,8 +501,32 @@
             <w:noWrap w:val="false"/>
           </w:tcPr>
           <w:p>
-            <w:r>
-              <w:t xml:space="preserve">Руководитель стажировки: Блохина Елизавета Евгеньевна</w:t>
+            <w:pPr>
+              <w:ind w:right="423"/>
+              <w:rPr>
+                <w:rFonts w:ascii="Tahoma" w:hAnsi="Tahoma" w:cs="Tahoma"/>
+                <w:b/>
+                <w:sz w:val="18"/>
+                <w:szCs w:val="18"/>
+              </w:rPr>
+            </w:pPr>
+            <w:r>
+              <w:rPr>
+                <w:rFonts w:ascii="Tahoma" w:hAnsi="Tahoma" w:cs="Tahoma"/>
+                <w:b/>
+                <w:sz w:val="18"/>
+                <w:szCs w:val="18"/>
+              </w:rPr>
+              <w:t xml:space="preserve">Руководитель стажировки: </w:t>
+            </w:r>
+            <w:r>
+              <w:rPr>
+                <w:rFonts w:ascii="Tahoma" w:hAnsi="Tahoma" w:cs="Tahoma"/>
+                <w:b/>
+                <w:sz w:val="18"/>
+                <w:szCs w:val="18"/>
+              </w:rPr>
+              <w:t xml:space="preserve">Блохина Елизавета Евгеньевна</w:t>
             </w:r>
           </w:p>
         </w:tc>
@@ -493,12 +541,49 @@
             <w:noWrap w:val="false"/>
           </w:tcPr>
           <w:p>
-            <w:r>
-              <w:t xml:space="preserve">Наименование должности: Менеджер по продажам</w:t>
+            <w:pPr>
+              <w:ind w:right="423"/>
+              <w:rPr>
+                <w:rFonts w:ascii="Tahoma" w:hAnsi="Tahoma" w:cs="Tahoma"/>
+                <w:sz w:val="18"/>
+                <w:szCs w:val="18"/>
+              </w:rPr>
+            </w:pPr>
+            <w:r>
+              <w:rPr>
+                <w:rFonts w:ascii="Tahoma" w:hAnsi="Tahoma" w:cs="Tahoma"/>
+                <w:b/>
+                <w:sz w:val="18"/>
+                <w:szCs w:val="18"/>
+              </w:rPr>
+              <w:t xml:space="preserve">Наименование должности: </w:t>
+            </w:r>
+            <w:r>
+              <w:rPr>
+                <w:rFonts w:ascii="Tahoma" w:hAnsi="Tahoma" w:cs="Tahoma"/>
+                <w:b/>
+                <w:sz w:val="18"/>
+                <w:szCs w:val="18"/>
+              </w:rPr>
+              <w:t xml:space="preserve">Менеджер по продажам</w:t>
             </w:r>
           </w:p>
           <w:p>
-            <w:r>
+            <w:pPr>
+              <w:ind w:right="423"/>
+              <w:rPr>
+                <w:rFonts w:ascii="Tahoma" w:hAnsi="Tahoma" w:cs="Tahoma"/>
+                <w:sz w:val="18"/>
+                <w:szCs w:val="18"/>
+              </w:rPr>
+            </w:pPr>
+            <w:r>
+              <w:rPr>
+                <w:rFonts w:ascii="Tahoma" w:hAnsi="Tahoma" w:cs="Tahoma"/>
+                <w:b/>
+                <w:sz w:val="18"/>
+                <w:szCs w:val="18"/>
+              </w:rPr>
               <w:t xml:space="preserve">(группа продуктового запуска)</w:t>
             </w:r>
           </w:p>
@@ -510,12 +595,51 @@
             <w:noWrap w:val="false"/>
           </w:tcPr>
           <w:p>
-            <w:r>
-              <w:t xml:space="preserve">Наставник стажировки:</w:t>
+            <w:pPr>
+              <w:ind w:right="423"/>
+              <w:rPr>
+                <w:rFonts w:ascii="Tahoma" w:hAnsi="Tahoma" w:cs="Tahoma"/>
+                <w:b/>
+                <w:sz w:val="18"/>
+                <w:szCs w:val="18"/>
+              </w:rPr>
+            </w:pPr>
+            <w:r>
+              <w:rPr>
+                <w:rFonts w:ascii="Tahoma" w:hAnsi="Tahoma" w:cs="Tahoma"/>
+                <w:b/>
+                <w:sz w:val="18"/>
+                <w:szCs w:val="18"/>
+              </w:rPr>
+              <w:t xml:space="preserve">Наставник стажировки: </w:t>
+            </w:r>
+            <w:r>
+              <w:rPr>
+                <w:rFonts w:ascii="Tahoma" w:hAnsi="Tahoma" w:cs="Tahoma"/>
+                <w:b/>
+                <w:sz w:val="18"/>
+                <w:szCs w:val="18"/>
+              </w:rPr>
+              <w:t xml:space="preserve"/>
             </w:r>
           </w:p>
           <w:p>
-            <w:r>
+            <w:pPr>
+              <w:ind w:right="423"/>
+              <w:rPr>
+                <w:rFonts w:ascii="Tahoma" w:hAnsi="Tahoma" w:cs="Tahoma"/>
+                <w:b/>
+                <w:sz w:val="18"/>
+                <w:szCs w:val="18"/>
+              </w:rPr>
+            </w:pPr>
+            <w:r>
+              <w:rPr>
+                <w:rFonts w:ascii="Tahoma" w:hAnsi="Tahoma" w:cs="Tahoma"/>
+                <w:b/>
+                <w:sz w:val="18"/>
+                <w:szCs w:val="18"/>
+              </w:rPr>
               <w:t xml:space="preserve">________________</w:t>
             </w:r>
           </w:p>
@@ -532,7 +656,22 @@
             <w:noWrap w:val="false"/>
           </w:tcPr>
           <w:p>
-            <w:r>
+            <w:pPr>
+              <w:ind w:right="423"/>
+              <w:rPr>
+                <w:rFonts w:ascii="Tahoma" w:hAnsi="Tahoma" w:cs="Tahoma"/>
+                <w:b/>
+                <w:sz w:val="18"/>
+                <w:szCs w:val="18"/>
+              </w:rPr>
+            </w:pPr>
+            <w:r>
+              <w:rPr>
+                <w:rFonts w:ascii="Tahoma" w:hAnsi="Tahoma" w:cs="Tahoma"/>
+                <w:b/>
+                <w:sz w:val="18"/>
+                <w:szCs w:val="18"/>
+              </w:rPr>
               <w:t xml:space="preserve">Цель стажировки: Приобретение и закрепление навыков, необходимых для качественной самостоятельной работы в должности менеджера по продажам в группе продуктового запуска</w:t>
             </w:r>
           </w:p>
@@ -549,7 +688,22 @@
             <w:noWrap w:val="false"/>
           </w:tcPr>
           <w:p>
-            <w:r>
+            <w:pPr>
+              <w:ind w:right="423"/>
+              <w:rPr>
+                <w:rFonts w:ascii="Tahoma" w:hAnsi="Tahoma" w:cs="Tahoma"/>
+                <w:b/>
+                <w:sz w:val="18"/>
+                <w:szCs w:val="18"/>
+              </w:rPr>
+            </w:pPr>
+            <w:r>
+              <w:rPr>
+                <w:rFonts w:ascii="Tahoma" w:hAnsi="Tahoma" w:cs="Tahoma"/>
+                <w:b/>
+                <w:sz w:val="18"/>
+                <w:szCs w:val="18"/>
+              </w:rPr>
               <w:t xml:space="preserve">Срок стажировки: ________________ – ________________</w:t>
             </w:r>
           </w:p>
@@ -2526,62 +2680,242 @@
             <w:noWrap w:val="false"/>
           </w:tcPr>
           <w:p>
-            <w:r>
-              <w:t xml:space="preserve">Структура Центра продаж. Зоны ответственности. Порядок продажи конкурирующих продуктов.</w:t>
+            <w:pPr>
+              <w:ind w:left="81" w:right="142"/>
+              <w:rPr>
+                <w:rFonts w:ascii="Tahoma" w:hAnsi="Tahoma" w:cs="Tahoma"/>
+                <w:color w:val="000000"/>
+                <w:sz w:val="16"/>
+                <w:szCs w:val="16"/>
+              </w:rPr>
+            </w:pPr>
+            <w:r>
+              <w:rPr>
+                <w:rFonts w:ascii="Tahoma" w:hAnsi="Tahoma" w:cs="Tahoma"/>
+                <w:color w:val="000000"/>
+                <w:sz w:val="16"/>
+                <w:szCs w:val="16"/>
+              </w:rPr>
+              <w:t xml:space="preserve">Структура Центра продаж. Зоны ответственности. Порядок продажи конкурирующих продуктов. </w:t>
             </w:r>
           </w:p>
           <w:p>
-            <w:r>
+            <w:pPr>
+              <w:ind w:left="81" w:right="142"/>
+              <w:rPr>
+                <w:rFonts w:ascii="Tahoma" w:hAnsi="Tahoma" w:cs="Tahoma"/>
+                <w:color w:val="000000"/>
+                <w:sz w:val="16"/>
+                <w:szCs w:val="16"/>
+              </w:rPr>
+            </w:pPr>
+            <w:r>
+              <w:rPr>
+                <w:rFonts w:ascii="Tahoma" w:hAnsi="Tahoma" w:cs="Tahoma"/>
+                <w:color w:val="000000"/>
+                <w:sz w:val="16"/>
+                <w:szCs w:val="16"/>
+              </w:rPr>
               <w:t xml:space="preserve">Знакомство с отделом и сотрудниками</w:t>
             </w:r>
           </w:p>
           <w:p>
-            <w:r>
+            <w:pPr>
+              <w:ind w:left="81" w:right="142"/>
+              <w:rPr>
+                <w:rFonts w:ascii="Tahoma" w:hAnsi="Tahoma" w:cs="Tahoma"/>
+                <w:color w:val="000000"/>
+                <w:sz w:val="16"/>
+                <w:szCs w:val="16"/>
+              </w:rPr>
+            </w:pPr>
+            <w:r>
+              <w:rPr>
+                <w:rFonts w:ascii="Tahoma" w:hAnsi="Tahoma" w:cs="Tahoma"/>
+                <w:color w:val="000000"/>
+                <w:sz w:val="16"/>
+                <w:szCs w:val="16"/>
+              </w:rPr>
               <w:t xml:space="preserve">Описание структуры, миссии подразделения/отдела/группы.</w:t>
             </w:r>
           </w:p>
           <w:p>
-            <w:r>
-              <w:t xml:space="preserve">Продукция, потребители, Заказчики.</w:t>
+            <w:pPr>
+              <w:ind w:left="81" w:right="142"/>
+              <w:rPr>
+                <w:rFonts w:ascii="Tahoma" w:hAnsi="Tahoma" w:cs="Tahoma"/>
+                <w:color w:val="000000"/>
+                <w:sz w:val="16"/>
+                <w:szCs w:val="16"/>
+              </w:rPr>
+            </w:pPr>
+            <w:r>
+              <w:rPr>
+                <w:rFonts w:ascii="Tahoma" w:hAnsi="Tahoma" w:cs="Tahoma"/>
+                <w:color w:val="000000"/>
+                <w:sz w:val="16"/>
+                <w:szCs w:val="16"/>
+              </w:rPr>
+              <w:t xml:space="preserve">Продукция, потребители, Заказчики. </w:t>
             </w:r>
           </w:p>
           <w:p>
-            <w:r>
+            <w:pPr>
+              <w:ind w:left="81" w:right="142"/>
+              <w:rPr>
+                <w:rFonts w:ascii="Tahoma" w:hAnsi="Tahoma" w:cs="Tahoma"/>
+                <w:color w:val="000000"/>
+                <w:sz w:val="16"/>
+                <w:szCs w:val="16"/>
+              </w:rPr>
+            </w:pPr>
+            <w:r>
+              <w:rPr>
+                <w:rFonts w:ascii="Tahoma" w:hAnsi="Tahoma" w:cs="Tahoma"/>
+                <w:color w:val="000000"/>
+                <w:sz w:val="16"/>
+                <w:szCs w:val="16"/>
+              </w:rPr>
               <w:t xml:space="preserve">Описание содержания работы подразделения.</w:t>
             </w:r>
           </w:p>
           <w:p>
-            <w:r>
+            <w:pPr>
+              <w:ind w:left="81" w:right="142"/>
+              <w:rPr>
+                <w:rFonts w:ascii="Tahoma" w:hAnsi="Tahoma" w:cs="Tahoma"/>
+                <w:color w:val="000000"/>
+                <w:sz w:val="16"/>
+                <w:szCs w:val="16"/>
+              </w:rPr>
+            </w:pPr>
+            <w:r>
+              <w:rPr>
+                <w:rFonts w:ascii="Tahoma" w:hAnsi="Tahoma" w:cs="Tahoma"/>
+                <w:color w:val="000000"/>
+                <w:sz w:val="16"/>
+                <w:szCs w:val="16"/>
+              </w:rPr>
               <w:t xml:space="preserve">Информация о руководителе, менеджерах, коллегах, очное знакомство с ними.</w:t>
             </w:r>
           </w:p>
           <w:p>
-            <w:r>
+            <w:pPr>
+              <w:ind w:left="81" w:right="142"/>
+              <w:rPr>
+                <w:rFonts w:ascii="Tahoma" w:hAnsi="Tahoma" w:cs="Tahoma"/>
+                <w:color w:val="000000"/>
+                <w:sz w:val="16"/>
+                <w:szCs w:val="16"/>
+              </w:rPr>
+            </w:pPr>
+            <w:r>
+              <w:rPr>
+                <w:rFonts w:ascii="Tahoma" w:hAnsi="Tahoma" w:cs="Tahoma"/>
+                <w:color w:val="000000"/>
+                <w:sz w:val="16"/>
+                <w:szCs w:val="16"/>
+              </w:rPr>
               <w:t xml:space="preserve">Презентация о подразделении</w:t>
             </w:r>
           </w:p>
           <w:p>
-            <w:r>
+            <w:pPr>
+              <w:ind w:left="81" w:right="142"/>
+              <w:rPr>
+                <w:rFonts w:ascii="Tahoma" w:hAnsi="Tahoma" w:cs="Tahoma"/>
+                <w:color w:val="000000"/>
+                <w:sz w:val="16"/>
+                <w:szCs w:val="16"/>
+              </w:rPr>
+            </w:pPr>
+            <w:r>
+              <w:rPr>
+                <w:rFonts w:ascii="Tahoma" w:hAnsi="Tahoma" w:cs="Tahoma"/>
+                <w:color w:val="000000"/>
+                <w:sz w:val="16"/>
+                <w:szCs w:val="16"/>
+              </w:rPr>
               <w:t xml:space="preserve">Положение по социальной программе.</w:t>
             </w:r>
           </w:p>
           <w:p>
-            <w:r>
+            <w:pPr>
+              <w:ind w:left="81" w:right="142"/>
+              <w:rPr>
+                <w:rFonts w:ascii="Tahoma" w:hAnsi="Tahoma" w:cs="Tahoma"/>
+                <w:color w:val="000000"/>
+                <w:sz w:val="16"/>
+                <w:szCs w:val="16"/>
+              </w:rPr>
+            </w:pPr>
+            <w:r>
+              <w:rPr>
+                <w:rFonts w:ascii="Tahoma" w:hAnsi="Tahoma" w:cs="Tahoma"/>
+                <w:color w:val="000000"/>
+                <w:sz w:val="16"/>
+                <w:szCs w:val="16"/>
+              </w:rPr>
               <w:t xml:space="preserve">Знакомство с требованиями при взаимодействии с другими отделами: ЦП, ЦСВ, УМЦ, ЦРД, СУП, СИТ, АХС, СПС, Бухгалтерия</w:t>
             </w:r>
           </w:p>
           <w:p>
-            <w:r>
+            <w:pPr>
+              <w:ind w:left="81" w:right="142"/>
+              <w:rPr>
+                <w:rFonts w:ascii="Tahoma" w:hAnsi="Tahoma" w:cs="Tahoma"/>
+                <w:color w:val="000000"/>
+                <w:sz w:val="16"/>
+                <w:szCs w:val="16"/>
+              </w:rPr>
+            </w:pPr>
+            <w:r>
+              <w:rPr>
+                <w:rFonts w:ascii="Tahoma" w:hAnsi="Tahoma" w:cs="Tahoma"/>
+                <w:color w:val="000000"/>
+                <w:sz w:val="16"/>
+                <w:szCs w:val="16"/>
+              </w:rPr>
               <w:t xml:space="preserve">Взаимодействие с СК и работа с жалобами;</w:t>
             </w:r>
           </w:p>
           <w:p>
-            <w:r>
+            <w:pPr>
+              <w:ind w:left="81" w:right="142"/>
+              <w:rPr>
+                <w:rFonts w:ascii="Tahoma" w:hAnsi="Tahoma" w:cs="Tahoma"/>
+                <w:color w:val="000000"/>
+                <w:sz w:val="16"/>
+                <w:szCs w:val="16"/>
+              </w:rPr>
+            </w:pPr>
+            <w:r>
+              <w:rPr>
+                <w:rFonts w:ascii="Tahoma" w:hAnsi="Tahoma" w:cs="Tahoma"/>
+                <w:color w:val="000000"/>
+                <w:sz w:val="16"/>
+                <w:szCs w:val="16"/>
+              </w:rPr>
               <w:t xml:space="preserve">Взаимодействие с СМ и СМАК, маркетинговые материалы;</w:t>
             </w:r>
           </w:p>
           <w:p>
-            <w:r>
+            <w:pPr>
+              <w:ind w:left="81" w:right="142"/>
+              <w:rPr>
+                <w:rFonts w:ascii="Tahoma" w:hAnsi="Tahoma" w:cs="Tahoma"/>
+                <w:color w:val="000000"/>
+                <w:sz w:val="16"/>
+                <w:szCs w:val="16"/>
+              </w:rPr>
+            </w:pPr>
+            <w:r>
+              <w:rPr>
+                <w:rFonts w:ascii="Tahoma" w:hAnsi="Tahoma" w:cs="Tahoma"/>
+                <w:color w:val="000000"/>
+                <w:sz w:val="16"/>
+                <w:szCs w:val="16"/>
+              </w:rPr>
               <w:t xml:space="preserve">Участие в мероприятиях компании, организованных для Заказчиков (приглашение, регистрация, помощь в логистике мероприятия)</w:t>
             </w:r>
           </w:p>
@@ -9408,12 +9742,36 @@
             <w:noWrap w:val="false"/>
           </w:tcPr>
           <w:p>
-            <w:r>
+            <w:pPr>
+              <w:rPr>
+                <w:rFonts w:ascii="Tahoma" w:hAnsi="Tahoma" w:cs="Tahoma"/>
+                <w:sz w:val="16"/>
+                <w:szCs w:val="16"/>
+              </w:rPr>
+            </w:pPr>
+            <w:r>
+              <w:rPr>
+                <w:rFonts w:ascii="Tahoma" w:hAnsi="Tahoma" w:cs="Tahoma"/>
+                <w:sz w:val="16"/>
+                <w:szCs w:val="16"/>
+              </w:rPr>
               <w:t xml:space="preserve">Изучение бизнес-процесса продажи.</w:t>
             </w:r>
           </w:p>
           <w:p>
-            <w:r>
+            <w:pPr>
+              <w:rPr>
+                <w:rFonts w:ascii="Tahoma" w:hAnsi="Tahoma" w:cs="Tahoma"/>
+                <w:sz w:val="16"/>
+                <w:szCs w:val="16"/>
+              </w:rPr>
+            </w:pPr>
+            <w:r>
+              <w:rPr>
+                <w:rFonts w:ascii="Tahoma" w:hAnsi="Tahoma" w:cs="Tahoma"/>
+                <w:sz w:val="16"/>
+                <w:szCs w:val="16"/>
+              </w:rPr>
               <w:t xml:space="preserve">Изучение технологии работы с Заказчиком в «Форус».</w:t>
             </w:r>
           </w:p>
@@ -9425,33 +9783,127 @@
             <w:noWrap w:val="false"/>
           </w:tcPr>
           <w:p>
-            <w:r>
+            <w:pPr>
+              <w:ind w:left="-13" w:firstLine="13"/>
+              <w:rPr>
+                <w:rFonts w:ascii="Tahoma" w:hAnsi="Tahoma" w:cs="Tahoma"/>
+                <w:color w:val="000000"/>
+                <w:sz w:val="16"/>
+                <w:szCs w:val="16"/>
+              </w:rPr>
+            </w:pPr>
+            <w:r>
+              <w:rPr>
+                <w:rFonts w:ascii="Tahoma" w:hAnsi="Tahoma" w:cs="Tahoma"/>
+                <w:sz w:val="16"/>
+                <w:szCs w:val="16"/>
+              </w:rPr>
               <w:t xml:space="preserve">Электронный курс «Менеджер по продажам — это профессия»</w:t>
             </w:r>
           </w:p>
           <w:p>
-            <w:r>
+            <w:pPr>
+              <w:ind w:left="-13" w:firstLine="13"/>
+              <w:rPr>
+                <w:rFonts w:ascii="Tahoma" w:hAnsi="Tahoma" w:cs="Tahoma"/>
+                <w:color w:val="000000"/>
+                <w:sz w:val="16"/>
+                <w:szCs w:val="16"/>
+              </w:rPr>
+            </w:pPr>
+            <w:r>
+              <w:rPr>
+                <w:rFonts w:ascii="Tahoma" w:hAnsi="Tahoma" w:cs="Tahoma"/>
+                <w:sz w:val="16"/>
+                <w:szCs w:val="16"/>
+              </w:rPr>
               <w:t xml:space="preserve">https://forus.e-queo.online/381/lm/3614/learning_program/24007</w:t>
-            </w:r>
-          </w:p>
-          <w:p/>
-          <w:p>
-            <w:r>
-              <w:t xml:space="preserve">Материалы по продукту (ссылки вставить):</w:t>
             </w:r>
           </w:p>
           <w:p>
-            <w:r>
-              <w:t xml:space="preserve">________________</w:t>
-            </w:r>
+            <w:pPr>
+              <w:ind w:left="-13" w:firstLine="13"/>
+              <w:rPr>
+                <w:rFonts w:ascii="Tahoma" w:hAnsi="Tahoma" w:cs="Tahoma"/>
+                <w:color w:val="000000"/>
+                <w:sz w:val="16"/>
+                <w:szCs w:val="16"/>
+              </w:rPr>
+            </w:pPr>
           </w:p>
           <w:p>
-            <w:r>
-              <w:t xml:space="preserve">________________</w:t>
+            <w:pPr>
+              <w:ind w:left="-13" w:firstLine="13"/>
+              <w:rPr>
+                <w:rFonts w:ascii="Tahoma" w:hAnsi="Tahoma" w:cs="Tahoma"/>
+                <w:color w:val="000000"/>
+                <w:sz w:val="16"/>
+                <w:szCs w:val="16"/>
+              </w:rPr>
+            </w:pPr>
+            <w:r>
+              <w:rPr>
+                <w:rFonts w:ascii="Tahoma" w:hAnsi="Tahoma" w:cs="Tahoma"/>
+                <w:sz w:val="16"/>
+                <w:szCs w:val="16"/>
+              </w:rPr>
+              <w:t xml:space="preserve">Материалы по продукту (ссылки вставить):</w:t>
             </w:r>
           </w:p>
           <w:p>
-            <w:r>
+            <w:pPr>
+              <w:ind w:left="-13" w:firstLine="13"/>
+              <w:rPr>
+                <w:rFonts w:ascii="Tahoma" w:hAnsi="Tahoma" w:cs="Tahoma"/>
+                <w:color w:val="000000"/>
+                <w:sz w:val="16"/>
+                <w:szCs w:val="16"/>
+              </w:rPr>
+            </w:pPr>
+            <w:r>
+              <w:rPr>
+                <w:rFonts w:ascii="Tahoma" w:hAnsi="Tahoma" w:cs="Tahoma"/>
+                <w:sz w:val="16"/>
+                <w:szCs w:val="16"/>
+              </w:rPr>
+              <w:t xml:space="preserve">________________</w:t>
+            </w:r>
+          </w:p>
+          <w:p>
+            <w:pPr>
+              <w:ind w:left="-13" w:firstLine="13"/>
+              <w:rPr>
+                <w:rFonts w:ascii="Tahoma" w:hAnsi="Tahoma" w:cs="Tahoma"/>
+                <w:color w:val="000000"/>
+                <w:sz w:val="16"/>
+                <w:szCs w:val="16"/>
+              </w:rPr>
+            </w:pPr>
+            <w:r>
+              <w:rPr>
+                <w:rFonts w:ascii="Tahoma" w:hAnsi="Tahoma" w:cs="Tahoma"/>
+                <w:sz w:val="16"/>
+                <w:szCs w:val="16"/>
+              </w:rPr>
+              <w:t xml:space="preserve">________________</w:t>
+            </w:r>
+          </w:p>
+          <w:p>
+            <w:pPr>
+              <w:ind w:left="-13" w:firstLine="13"/>
+              <w:rPr>
+                <w:rFonts w:ascii="Tahoma" w:hAnsi="Tahoma" w:cs="Tahoma"/>
+                <w:color w:val="000000"/>
+                <w:sz w:val="16"/>
+                <w:szCs w:val="16"/>
+              </w:rPr>
+            </w:pPr>
+            <w:r>
+              <w:rPr>
+                <w:rFonts w:ascii="Tahoma" w:hAnsi="Tahoma" w:cs="Tahoma"/>
+                <w:sz w:val="16"/>
+                <w:szCs w:val="16"/>
+              </w:rPr>
               <w:t xml:space="preserve">________________</w:t>
             </w:r>
           </w:p>
@@ -9464,12 +9916,40 @@
             <w:noWrap w:val="false"/>
           </w:tcPr>
           <w:p>
-            <w:r>
+            <w:pPr>
+              <w:rPr>
+                <w:rFonts w:ascii="Tahoma" w:hAnsi="Tahoma" w:cs="Tahoma"/>
+                <w:color w:val="000000"/>
+                <w:sz w:val="16"/>
+                <w:szCs w:val="16"/>
+              </w:rPr>
+            </w:pPr>
+            <w:r>
+              <w:rPr>
+                <w:rFonts w:ascii="Tahoma" w:hAnsi="Tahoma" w:cs="Tahoma"/>
+                <w:color w:val="000000"/>
+                <w:sz w:val="16"/>
+                <w:szCs w:val="16"/>
+              </w:rPr>
               <w:t xml:space="preserve">Знание этапов продаж. Вариативность, совместимость и ситуативность применения технологий продаж.</w:t>
             </w:r>
           </w:p>
           <w:p>
-            <w:r>
+            <w:pPr>
+              <w:rPr>
+                <w:rFonts w:ascii="Tahoma" w:hAnsi="Tahoma" w:cs="Tahoma"/>
+                <w:color w:val="000000"/>
+                <w:sz w:val="16"/>
+                <w:szCs w:val="16"/>
+              </w:rPr>
+            </w:pPr>
+            <w:r>
+              <w:rPr>
+                <w:rFonts w:ascii="Tahoma" w:hAnsi="Tahoma" w:cs="Tahoma"/>
+                <w:color w:val="000000"/>
+                <w:sz w:val="16"/>
+                <w:szCs w:val="16"/>
+              </w:rPr>
               <w:t xml:space="preserve">Знание продукта направления стажёра.</w:t>
             </w:r>
           </w:p>
@@ -9481,38 +9961,199 @@
             <w:noWrap w:val="false"/>
           </w:tcPr>
           <w:p>
-            <w:r>
+            <w:pPr>
+              <w:rPr>
+                <w:rFonts w:ascii="Tahoma" w:hAnsi="Tahoma" w:cs="Tahoma"/>
+                <w:b/>
+                <w:bCs/>
+                <w:color w:val="000000"/>
+                <w:sz w:val="16"/>
+                <w:szCs w:val="16"/>
+              </w:rPr>
+            </w:pPr>
+            <w:r>
+              <w:rPr>
+                <w:rFonts w:ascii="Tahoma" w:hAnsi="Tahoma" w:cs="Tahoma"/>
+                <w:b/>
+                <w:bCs/>
+                <w:color w:val="000000"/>
+                <w:sz w:val="16"/>
+                <w:szCs w:val="16"/>
+              </w:rPr>
               <w:t xml:space="preserve">Проведение встречи в формате круглого стола с обсуждением пройденного материала с</w:t>
             </w:r>
           </w:p>
           <w:p>
-            <w:r>
+            <w:pPr>
+              <w:rPr>
+                <w:rFonts w:ascii="Tahoma" w:hAnsi="Tahoma" w:cs="Tahoma"/>
+                <w:b/>
+                <w:bCs/>
+                <w:color w:val="000000"/>
+                <w:sz w:val="16"/>
+                <w:szCs w:val="16"/>
+              </w:rPr>
+            </w:pPr>
+            <w:r>
+              <w:rPr>
+                <w:rFonts w:ascii="Tahoma" w:hAnsi="Tahoma" w:cs="Tahoma"/>
+                <w:b/>
+                <w:bCs/>
+                <w:color w:val="000000"/>
+                <w:sz w:val="16"/>
+                <w:szCs w:val="16"/>
+              </w:rPr>
               <w:t xml:space="preserve">Блохиной Е.Е.</w:t>
-            </w:r>
-          </w:p>
-          <w:p/>
-          <w:p>
-            <w:r>
-              <w:t xml:space="preserve">Описать под выбранный Руководителем/Наставником продукт:</w:t>
             </w:r>
           </w:p>
           <w:p>
-            <w:r>
-              <w:t xml:space="preserve">Целевая аудитория</w:t>
-            </w:r>
+            <w:pPr>
+              <w:rPr>
+                <w:rFonts w:ascii="Tahoma" w:hAnsi="Tahoma" w:cs="Tahoma"/>
+                <w:b/>
+                <w:bCs/>
+                <w:color w:val="000000"/>
+                <w:sz w:val="16"/>
+                <w:szCs w:val="16"/>
+              </w:rPr>
+            </w:pPr>
           </w:p>
           <w:p>
-            <w:r>
-              <w:t xml:space="preserve">Портрет Заказчика</w:t>
-            </w:r>
+            <w:pPr>
+              <w:rPr>
+                <w:rFonts w:ascii="Tahoma" w:hAnsi="Tahoma" w:cs="Tahoma"/>
+                <w:b/>
+                <w:bCs/>
+                <w:color w:val="000000"/>
+                <w:sz w:val="16"/>
+                <w:szCs w:val="16"/>
+              </w:rPr>
+            </w:pPr>
           </w:p>
           <w:p>
-            <w:r>
-              <w:t xml:space="preserve">Ключевые КЛК и ЛПР Заказчика и их потребности</w:t>
-            </w:r>
+            <w:pPr>
+              <w:rPr>
+                <w:rFonts w:ascii="Tahoma" w:hAnsi="Tahoma" w:cs="Tahoma"/>
+                <w:b/>
+                <w:bCs/>
+                <w:color w:val="000000"/>
+                <w:sz w:val="16"/>
+                <w:szCs w:val="16"/>
+              </w:rPr>
+            </w:pPr>
           </w:p>
           <w:p>
-            <w:r>
+            <w:pPr>
+              <w:rPr>
+                <w:rFonts w:ascii="Tahoma" w:hAnsi="Tahoma" w:cs="Tahoma"/>
+                <w:b/>
+                <w:bCs/>
+                <w:color w:val="000000"/>
+                <w:sz w:val="16"/>
+                <w:szCs w:val="16"/>
+              </w:rPr>
+            </w:pPr>
+            <w:r>
+              <w:rPr>
+                <w:rFonts w:ascii="Tahoma" w:hAnsi="Tahoma" w:cs="Tahoma"/>
+                <w:b/>
+                <w:bCs/>
+                <w:color w:val="000000"/>
+                <w:sz w:val="16"/>
+                <w:szCs w:val="16"/>
+              </w:rPr>
+              <w:t xml:space="preserve">Описать под выбранный Руководителем/Наставником продукт: </w:t>
+            </w:r>
+          </w:p>
+          <w:p>
+            <w:pPr>
+              <w:rPr>
+                <w:rFonts w:ascii="Tahoma" w:hAnsi="Tahoma" w:cs="Tahoma"/>
+                <w:b/>
+                <w:bCs/>
+                <w:color w:val="000000"/>
+                <w:sz w:val="16"/>
+                <w:szCs w:val="16"/>
+              </w:rPr>
+            </w:pPr>
+            <w:r>
+              <w:rPr>
+                <w:rFonts w:ascii="Tahoma" w:hAnsi="Tahoma" w:cs="Tahoma"/>
+                <w:b/>
+                <w:bCs/>
+                <w:color w:val="000000"/>
+                <w:sz w:val="16"/>
+                <w:szCs w:val="16"/>
+              </w:rPr>
+              <w:t xml:space="preserve">Целевая аудитория </w:t>
+            </w:r>
+          </w:p>
+          <w:p>
+            <w:pPr>
+              <w:rPr>
+                <w:rFonts w:ascii="Tahoma" w:hAnsi="Tahoma" w:cs="Tahoma"/>
+                <w:b/>
+                <w:bCs/>
+                <w:color w:val="000000"/>
+                <w:sz w:val="16"/>
+                <w:szCs w:val="16"/>
+              </w:rPr>
+            </w:pPr>
+            <w:r>
+              <w:rPr>
+                <w:rFonts w:ascii="Tahoma" w:hAnsi="Tahoma" w:cs="Tahoma"/>
+                <w:b/>
+                <w:bCs/>
+                <w:color w:val="000000"/>
+                <w:sz w:val="16"/>
+                <w:szCs w:val="16"/>
+              </w:rPr>
+              <w:t xml:space="preserve">Портрет Заказчика </w:t>
+            </w:r>
+          </w:p>
+          <w:p>
+            <w:pPr>
+              <w:rPr>
+                <w:rFonts w:ascii="Tahoma" w:hAnsi="Tahoma" w:cs="Tahoma"/>
+                <w:b/>
+                <w:bCs/>
+                <w:color w:val="000000"/>
+                <w:sz w:val="16"/>
+                <w:szCs w:val="16"/>
+              </w:rPr>
+            </w:pPr>
+            <w:r>
+              <w:rPr>
+                <w:rFonts w:ascii="Tahoma" w:hAnsi="Tahoma" w:cs="Tahoma"/>
+                <w:b/>
+                <w:bCs/>
+                <w:color w:val="000000"/>
+                <w:sz w:val="16"/>
+                <w:szCs w:val="16"/>
+              </w:rPr>
+              <w:t xml:space="preserve">Ключевые КЛК и ЛПР Заказчика и их потребности</w:t>
+            </w:r>
+          </w:p>
+          <w:p>
+            <w:pPr>
+              <w:rPr>
+                <w:rFonts w:ascii="Tahoma" w:hAnsi="Tahoma" w:cs="Tahoma"/>
+                <w:b/>
+                <w:bCs/>
+                <w:color w:val="000000"/>
+                <w:sz w:val="16"/>
+                <w:szCs w:val="16"/>
+              </w:rPr>
+            </w:pPr>
+            <w:r>
+              <w:rPr>
+                <w:rFonts w:ascii="Tahoma" w:hAnsi="Tahoma" w:cs="Tahoma"/>
+                <w:b/>
+                <w:bCs/>
+                <w:color w:val="000000"/>
+                <w:sz w:val="16"/>
+                <w:szCs w:val="16"/>
+              </w:rPr>
               <w:t xml:space="preserve">Трехуровневый анализ товара</w:t>
             </w:r>
           </w:p>
@@ -9525,8 +10166,23 @@
             <w:noWrap w:val="false"/>
           </w:tcPr>
           <w:p>
-            <w:r>
-              <w:t xml:space="preserve">3-6 день</w:t>
+            <w:pPr>
+              <w:jc w:val="center"/>
+              <w:rPr>
+                <w:rFonts w:ascii="Tahoma" w:hAnsi="Tahoma" w:cs="Tahoma"/>
+                <w:color w:val="000000"/>
+                <w:sz w:val="16"/>
+                <w:szCs w:val="16"/>
+              </w:rPr>
+            </w:pPr>
+            <w:r>
+              <w:rPr>
+                <w:rFonts w:ascii="Tahoma" w:hAnsi="Tahoma" w:cs="Tahoma"/>
+                <w:color w:val="000000"/>
+                <w:sz w:val="16"/>
+                <w:szCs w:val="16"/>
+              </w:rPr>
+              <w:t xml:space="preserve">3-6  день</w:t>
             </w:r>
           </w:p>
         </w:tc>
@@ -9669,7 +10325,13 @@
         </w:rPr>
       </w:pPr>
       <w:r>
-        <w:t>Ответственный за проведение обучающих мероприятий – Руководитель стажировки Блохина Е.Е.</w:t>
+        <w:rPr>
+          <w:rFonts w:ascii="Tahoma" w:hAnsi="Tahoma" w:cs="Tahoma"/>
+          <w:color w:val="000000"/>
+          <w:sz w:val="18"/>
+          <w:szCs w:val="18"/>
+        </w:rPr>
+        <w:t xml:space="preserve">Ответственный за проведение обучающих мероприятий – Руководитель стажировки Блохина Е.Е.</w:t>
       </w:r>
     </w:p>
     <w:tbl>
@@ -9976,17 +10638,71 @@
             <w:noWrap w:val="false"/>
           </w:tcPr>
           <w:p>
-            <w:r>
+            <w:pPr>
+              <w:rPr>
+                <w:rFonts w:ascii="Tahoma" w:hAnsi="Tahoma" w:cs="Tahoma"/>
+                <w:b/>
+                <w:bCs/>
+                <w:color w:val="000000"/>
+                <w:sz w:val="16"/>
+                <w:szCs w:val="16"/>
+              </w:rPr>
+            </w:pPr>
+            <w:r>
+              <w:rPr>
+                <w:rFonts w:ascii="Tahoma" w:hAnsi="Tahoma" w:cs="Tahoma"/>
+                <w:b/>
+                <w:bCs/>
+                <w:color w:val="000000"/>
+                <w:sz w:val="16"/>
+                <w:szCs w:val="16"/>
+              </w:rPr>
               <w:t xml:space="preserve">Битрикс24</w:t>
             </w:r>
           </w:p>
           <w:p>
-            <w:r>
+            <w:pPr>
+              <w:rPr>
+                <w:rFonts w:ascii="Tahoma" w:hAnsi="Tahoma" w:cs="Tahoma"/>
+                <w:b/>
+                <w:bCs/>
+                <w:color w:val="000000"/>
+                <w:sz w:val="16"/>
+                <w:szCs w:val="16"/>
+              </w:rPr>
+            </w:pPr>
+            <w:r>
+              <w:rPr>
+                <w:rFonts w:ascii="Tahoma" w:hAnsi="Tahoma" w:cs="Tahoma"/>
+                <w:b/>
+                <w:bCs/>
+                <w:color w:val="000000"/>
+                <w:sz w:val="16"/>
+                <w:szCs w:val="16"/>
+              </w:rPr>
               <w:t xml:space="preserve">- Живая лента</w:t>
             </w:r>
           </w:p>
           <w:p>
-            <w:r>
+            <w:pPr>
+              <w:rPr>
+                <w:rFonts w:ascii="Tahoma" w:hAnsi="Tahoma" w:cs="Tahoma"/>
+                <w:b/>
+                <w:bCs/>
+                <w:color w:val="000000"/>
+                <w:sz w:val="16"/>
+                <w:szCs w:val="16"/>
+              </w:rPr>
+            </w:pPr>
+            <w:r>
+              <w:rPr>
+                <w:rFonts w:ascii="Tahoma" w:hAnsi="Tahoma" w:cs="Tahoma"/>
+                <w:b/>
+                <w:bCs/>
+                <w:color w:val="000000"/>
+                <w:sz w:val="16"/>
+                <w:szCs w:val="16"/>
+              </w:rPr>
               <w:t xml:space="preserve">- Чаты</w:t>
             </w:r>
           </w:p>
@@ -10000,8 +10716,47 @@
             <w:noWrap w:val="false"/>
           </w:tcPr>
           <w:p>
-            <w:r>
-              <w:t xml:space="preserve">9.2 Битрикс</w:t>
+            <w:pPr>
+              <w:rPr>
+                <w:rFonts w:ascii="Tahoma" w:hAnsi="Tahoma" w:cs="Tahoma"/>
+                <w:b/>
+                <w:bCs/>
+                <w:color w:val="000000"/>
+                <w:sz w:val="16"/>
+                <w:szCs w:val="16"/>
+              </w:rPr>
+            </w:pPr>
+            <w:r/>
+            <w:hyperlink r:id="rId32" w:tooltip="onenote://P:/Отдел%20Продаж/БЗ/БЗ/9%20Учётные%20системы%20(общее)/9.2%20Битрикс" w:history="1">
+              <w:r>
+                <w:rPr>
+                  <w:rStyle w:val="1046"/>
+                  <w:rFonts w:ascii="Tahoma" w:hAnsi="Tahoma" w:cs="Tahoma"/>
+                  <w:sz w:val="16"/>
+                  <w:szCs w:val="16"/>
+                </w:rPr>
+                <w:t xml:space="preserve">9.2 Битрикс</w:t>
+              </w:r>
+            </w:hyperlink>
+            <w:r>
+              <w:rPr>
+                <w:rFonts w:ascii="Tahoma" w:hAnsi="Tahoma" w:cs="Tahoma"/>
+                <w:b/>
+                <w:bCs/>
+                <w:color w:val="000000"/>
+                <w:sz w:val="16"/>
+                <w:szCs w:val="16"/>
+              </w:rPr>
+            </w:r>
+            <w:r>
+              <w:rPr>
+                <w:rFonts w:ascii="Tahoma" w:hAnsi="Tahoma" w:cs="Tahoma"/>
+                <w:b/>
+                <w:bCs/>
+                <w:color w:val="000000"/>
+                <w:sz w:val="16"/>
+                <w:szCs w:val="16"/>
+              </w:rPr>
             </w:r>
           </w:p>
         </w:tc>
@@ -10015,8 +10770,70 @@
             <w:noWrap w:val="false"/>
           </w:tcPr>
           <w:p>
-            <w:r>
-              <w:t xml:space="preserve">Корректная работа с ЛИДами, Сделками, Компаниями, Контактами, Задачами</w:t>
+            <w:pPr>
+              <w:rPr>
+                <w:rFonts w:ascii="Tahoma" w:hAnsi="Tahoma" w:cs="Tahoma"/>
+                <w:b/>
+                <w:bCs/>
+                <w:color w:val="000000"/>
+                <w:sz w:val="16"/>
+                <w:szCs w:val="16"/>
+              </w:rPr>
+            </w:pPr>
+            <w:r>
+              <w:rPr>
+                <w:rFonts w:ascii="Tahoma" w:hAnsi="Tahoma" w:cs="Tahoma"/>
+                <w:sz w:val="16"/>
+                <w:szCs w:val="16"/>
+              </w:rPr>
+              <w:t xml:space="preserve">Корректная работа с </w:t>
+            </w:r>
+            <w:r>
+              <w:rPr>
+                <w:rFonts w:ascii="Tahoma" w:hAnsi="Tahoma" w:cs="Tahoma"/>
+                <w:sz w:val="16"/>
+                <w:szCs w:val="16"/>
+              </w:rPr>
+              <w:t xml:space="preserve">ЛИДами</w:t>
+            </w:r>
+            <w:r>
+              <w:rPr>
+                <w:rFonts w:ascii="Tahoma" w:hAnsi="Tahoma" w:cs="Tahoma"/>
+                <w:sz w:val="16"/>
+                <w:szCs w:val="16"/>
+              </w:rPr>
+              <w:t xml:space="preserve">, Сделками, Компаниями, Контактами, Задачами</w:t>
+            </w:r>
+            <w:r>
+              <w:rPr>
+                <w:rFonts w:ascii="Tahoma" w:hAnsi="Tahoma" w:cs="Tahoma"/>
+                <w:b/>
+                <w:bCs/>
+                <w:color w:val="000000"/>
+                <w:sz w:val="16"/>
+                <w:szCs w:val="16"/>
+              </w:rPr>
+              <w:t xml:space="preserve"> </w:t>
+            </w:r>
+            <w:r>
+              <w:rPr>
+                <w:rFonts w:ascii="Tahoma" w:hAnsi="Tahoma" w:cs="Tahoma"/>
+                <w:b/>
+                <w:bCs/>
+                <w:color w:val="000000"/>
+                <w:sz w:val="16"/>
+                <w:szCs w:val="16"/>
+              </w:rPr>
+            </w:r>
+            <w:r>
+              <w:rPr>
+                <w:rFonts w:ascii="Tahoma" w:hAnsi="Tahoma" w:cs="Tahoma"/>
+                <w:b/>
+                <w:bCs/>
+                <w:color w:val="000000"/>
+                <w:sz w:val="16"/>
+                <w:szCs w:val="16"/>
+              </w:rPr>
             </w:r>
           </w:p>
         </w:tc>
@@ -10030,19 +10847,169 @@
             <w:noWrap w:val="false"/>
           </w:tcPr>
           <w:p>
-            <w:r>
+            <w:pPr>
+              <w:rPr>
+                <w:rFonts w:ascii="Tahoma" w:hAnsi="Tahoma" w:cs="Tahoma"/>
+                <w:sz w:val="16"/>
+                <w:szCs w:val="16"/>
+              </w:rPr>
+            </w:pPr>
+            <w:r>
+              <w:rPr>
+                <w:rFonts w:ascii="Tahoma" w:hAnsi="Tahoma" w:cs="Tahoma"/>
+                <w:sz w:val="16"/>
+                <w:szCs w:val="16"/>
+              </w:rPr>
               <w:t xml:space="preserve">Встреча в формате обсуждения пройденного материала.</w:t>
+            </w:r>
+            <w:r>
+              <w:rPr>
+                <w:rFonts w:ascii="Tahoma" w:hAnsi="Tahoma" w:cs="Tahoma"/>
+                <w:sz w:val="16"/>
+                <w:szCs w:val="16"/>
+              </w:rPr>
+            </w:r>
+            <w:r>
+              <w:rPr>
+                <w:rFonts w:ascii="Tahoma" w:hAnsi="Tahoma" w:cs="Tahoma"/>
+                <w:sz w:val="16"/>
+                <w:szCs w:val="16"/>
+              </w:rPr>
             </w:r>
           </w:p>
           <w:p>
-            <w:r>
+            <w:pPr>
+              <w:rPr>
+                <w:rFonts w:ascii="Tahoma" w:hAnsi="Tahoma" w:cs="Tahoma"/>
+                <w:sz w:val="16"/>
+                <w:szCs w:val="16"/>
+                <w:u w:val="single"/>
+              </w:rPr>
+            </w:pPr>
+            <w:r>
+              <w:rPr>
+                <w:rFonts w:ascii="Tahoma" w:hAnsi="Tahoma" w:cs="Tahoma"/>
+                <w:sz w:val="16"/>
+                <w:szCs w:val="16"/>
+                <w:u w:val="single"/>
+              </w:rPr>
               <w:t xml:space="preserve">С руководителем и наставником стажировки.</w:t>
             </w:r>
+            <w:r>
+              <w:rPr>
+                <w:rFonts w:ascii="Tahoma" w:hAnsi="Tahoma" w:cs="Tahoma"/>
+                <w:sz w:val="16"/>
+                <w:szCs w:val="16"/>
+                <w:u w:val="single"/>
+              </w:rPr>
+            </w:r>
+            <w:r>
+              <w:rPr>
+                <w:rFonts w:ascii="Tahoma" w:hAnsi="Tahoma" w:cs="Tahoma"/>
+                <w:sz w:val="16"/>
+                <w:szCs w:val="16"/>
+                <w:u w:val="single"/>
+              </w:rPr>
+            </w:r>
           </w:p>
-          <w:p/>
           <w:p>
-            <w:r>
+            <w:pPr>
+              <w:rPr>
+                <w:rFonts w:ascii="Tahoma" w:hAnsi="Tahoma" w:cs="Tahoma"/>
+                <w:sz w:val="16"/>
+                <w:szCs w:val="16"/>
+              </w:rPr>
+            </w:pPr>
+            <w:r>
+              <w:rPr>
+                <w:rFonts w:ascii="Tahoma" w:hAnsi="Tahoma" w:cs="Tahoma"/>
+                <w:sz w:val="16"/>
+                <w:szCs w:val="16"/>
+              </w:rPr>
+            </w:r>
+            <w:r>
+              <w:rPr>
+                <w:rFonts w:ascii="Tahoma" w:hAnsi="Tahoma" w:cs="Tahoma"/>
+                <w:sz w:val="16"/>
+                <w:szCs w:val="16"/>
+              </w:rPr>
+            </w:r>
+            <w:r>
+              <w:rPr>
+                <w:rFonts w:ascii="Tahoma" w:hAnsi="Tahoma" w:cs="Tahoma"/>
+                <w:sz w:val="16"/>
+                <w:szCs w:val="16"/>
+              </w:rPr>
+            </w:r>
+          </w:p>
+          <w:p>
+            <w:pPr>
+              <w:rPr>
+                <w:rFonts w:ascii="Tahoma" w:hAnsi="Tahoma" w:cs="Tahoma"/>
+                <w:sz w:val="16"/>
+                <w:szCs w:val="16"/>
+              </w:rPr>
+            </w:pPr>
+            <w:r>
+              <w:rPr>
+                <w:rFonts w:ascii="Tahoma" w:hAnsi="Tahoma" w:cs="Tahoma"/>
+                <w:sz w:val="16"/>
+                <w:szCs w:val="16"/>
+              </w:rPr>
+            </w:r>
+            <w:r>
+              <w:rPr>
+                <w:rFonts w:ascii="Tahoma" w:hAnsi="Tahoma" w:cs="Tahoma"/>
+                <w:sz w:val="16"/>
+                <w:szCs w:val="16"/>
+              </w:rPr>
+            </w:r>
+            <w:r>
+              <w:rPr>
+                <w:rFonts w:ascii="Tahoma" w:hAnsi="Tahoma" w:cs="Tahoma"/>
+                <w:sz w:val="16"/>
+                <w:szCs w:val="16"/>
+              </w:rPr>
+            </w:r>
+          </w:p>
+          <w:p>
+            <w:pPr>
+              <w:rPr>
+                <w:rFonts w:ascii="Tahoma" w:hAnsi="Tahoma" w:cs="Tahoma"/>
+                <w:b/>
+                <w:bCs/>
+                <w:color w:val="000000"/>
+                <w:sz w:val="16"/>
+                <w:szCs w:val="16"/>
+              </w:rPr>
+            </w:pPr>
+            <w:r>
+              <w:rPr>
+                <w:rFonts w:ascii="Tahoma" w:hAnsi="Tahoma" w:cs="Tahoma"/>
+                <w:sz w:val="16"/>
+                <w:szCs w:val="16"/>
+              </w:rPr>
               <w:t xml:space="preserve">Практическая работа с Заказчиками.</w:t>
+            </w:r>
+            <w:r>
+              <w:rPr>
+                <w:rFonts w:ascii="Tahoma" w:hAnsi="Tahoma" w:cs="Tahoma"/>
+                <w:b/>
+                <w:bCs/>
+                <w:color w:val="000000"/>
+                <w:sz w:val="16"/>
+                <w:szCs w:val="16"/>
+              </w:rPr>
+            </w:r>
+            <w:r>
+              <w:rPr>
+                <w:rFonts w:ascii="Tahoma" w:hAnsi="Tahoma" w:cs="Tahoma"/>
+                <w:b/>
+                <w:bCs/>
+                <w:color w:val="000000"/>
+                <w:sz w:val="16"/>
+                <w:szCs w:val="16"/>
+              </w:rPr>
             </w:r>
           </w:p>
         </w:tc>
@@ -10053,8 +11020,39 @@
             <w:noWrap w:val="false"/>
           </w:tcPr>
           <w:p>
-            <w:r>
+            <w:pPr>
+              <w:jc w:val="center"/>
+              <w:rPr>
+                <w:rFonts w:ascii="Tahoma" w:hAnsi="Tahoma" w:cs="Tahoma"/>
+                <w:color w:val="000000"/>
+                <w:sz w:val="16"/>
+                <w:szCs w:val="16"/>
+              </w:rPr>
+            </w:pPr>
+            <w:r>
+              <w:rPr>
+                <w:rFonts w:ascii="Tahoma" w:hAnsi="Tahoma" w:cs="Tahoma"/>
+                <w:color w:val="000000"/>
+                <w:sz w:val="16"/>
+                <w:szCs w:val="16"/>
+              </w:rPr>
               <w:t xml:space="preserve">2 день</w:t>
+            </w:r>
+            <w:r>
+              <w:rPr>
+                <w:rFonts w:ascii="Tahoma" w:hAnsi="Tahoma" w:cs="Tahoma"/>
+                <w:color w:val="000000"/>
+                <w:sz w:val="16"/>
+                <w:szCs w:val="16"/>
+              </w:rPr>
+            </w:r>
+            <w:r>
+              <w:rPr>
+                <w:rFonts w:ascii="Tahoma" w:hAnsi="Tahoma" w:cs="Tahoma"/>
+                <w:color w:val="000000"/>
+                <w:sz w:val="16"/>
+                <w:szCs w:val="16"/>
+              </w:rPr>
             </w:r>
           </w:p>
         </w:tc>
@@ -10073,22 +11071,94 @@
             <w:noWrap w:val="false"/>
           </w:tcPr>
           <w:p>
-            <w:r>
+            <w:pPr>
+              <w:rPr>
+                <w:rFonts w:ascii="Tahoma" w:hAnsi="Tahoma" w:cs="Tahoma"/>
+                <w:b/>
+                <w:bCs/>
+                <w:color w:val="000000"/>
+                <w:sz w:val="16"/>
+                <w:szCs w:val="16"/>
+              </w:rPr>
+            </w:pPr>
+            <w:r>
+              <w:rPr>
+                <w:rFonts w:ascii="Tahoma" w:hAnsi="Tahoma" w:cs="Tahoma"/>
+                <w:b/>
+                <w:bCs/>
+                <w:color w:val="000000"/>
+                <w:sz w:val="16"/>
+                <w:szCs w:val="16"/>
+              </w:rPr>
               <w:t xml:space="preserve">Битрикс24</w:t>
             </w:r>
           </w:p>
           <w:p>
-            <w:r>
+            <w:pPr>
+              <w:rPr>
+                <w:rFonts w:ascii="Tahoma" w:hAnsi="Tahoma" w:cs="Tahoma"/>
+                <w:b/>
+                <w:bCs/>
+                <w:color w:val="000000"/>
+                <w:sz w:val="16"/>
+                <w:szCs w:val="16"/>
+              </w:rPr>
+            </w:pPr>
+            <w:r>
+              <w:rPr>
+                <w:rFonts w:ascii="Tahoma" w:hAnsi="Tahoma" w:cs="Tahoma"/>
+                <w:b/>
+                <w:bCs/>
+                <w:color w:val="000000"/>
+                <w:sz w:val="16"/>
+                <w:szCs w:val="16"/>
+              </w:rPr>
               <w:t xml:space="preserve">- Создание и обработка ЛИДов</w:t>
             </w:r>
           </w:p>
           <w:p>
-            <w:r>
+            <w:pPr>
+              <w:rPr>
+                <w:rFonts w:ascii="Tahoma" w:hAnsi="Tahoma" w:cs="Tahoma"/>
+                <w:b/>
+                <w:bCs/>
+                <w:color w:val="000000"/>
+                <w:sz w:val="16"/>
+                <w:szCs w:val="16"/>
+              </w:rPr>
+            </w:pPr>
+            <w:r>
+              <w:rPr>
+                <w:rFonts w:ascii="Tahoma" w:hAnsi="Tahoma" w:cs="Tahoma"/>
+                <w:b/>
+                <w:bCs/>
+                <w:color w:val="000000"/>
+                <w:sz w:val="16"/>
+                <w:szCs w:val="16"/>
+              </w:rPr>
               <w:t xml:space="preserve">- Ведение сделок. Канбаны</w:t>
             </w:r>
           </w:p>
           <w:p>
-            <w:r>
+            <w:pPr>
+              <w:rPr>
+                <w:rFonts w:ascii="Tahoma" w:hAnsi="Tahoma" w:cs="Tahoma"/>
+                <w:b/>
+                <w:bCs/>
+                <w:color w:val="000000"/>
+                <w:sz w:val="16"/>
+                <w:szCs w:val="16"/>
+              </w:rPr>
+            </w:pPr>
+            <w:r>
+              <w:rPr>
+                <w:rFonts w:ascii="Tahoma" w:hAnsi="Tahoma" w:cs="Tahoma"/>
+                <w:b/>
+                <w:bCs/>
+                <w:color w:val="000000"/>
+                <w:sz w:val="16"/>
+                <w:szCs w:val="16"/>
+              </w:rPr>
               <w:t xml:space="preserve">- Работа с Задачами</w:t>
             </w:r>
           </w:p>
@@ -10103,8 +11173,46 @@
             <w:noWrap w:val="false"/>
           </w:tcPr>
           <w:p>
-            <w:r>
-              <w:t xml:space="preserve">https://disk.forus.ru/library/950a5093-04b1-446a-9b19-81717c40d760/%D0%94%D0%BE%D0%BA%D1%83%D0%BC%D0%B5%D0%BD%D1%82%D1%8B%20%D0%A6%D0%9F-%D0%A6%D0%A1%D0%92/</w:t>
+            <w:pPr>
+              <w:rPr>
+                <w:rFonts w:ascii="Tahoma" w:hAnsi="Tahoma" w:cs="Tahoma"/>
+                <w:sz w:val="16"/>
+                <w:szCs w:val="16"/>
+              </w:rPr>
+            </w:pPr>
+            <w:r>
+              <w:rPr>
+                <w:rStyle w:val="1046"/>
+                <w:rFonts w:ascii="Tahoma" w:hAnsi="Tahoma" w:cs="Tahoma"/>
+                <w:sz w:val="16"/>
+                <w:szCs w:val="16"/>
+              </w:rPr>
+              <w:t xml:space="preserve"> </w:t>
+            </w:r>
+            <w:hyperlink r:id="rId33" w:tooltip="https://disk.forus.ru/library/950a5093-04b1-446a-9b19-81717c40d760/%D0%94%D0%BE%D0%BA%D1%83%D0%BC%D0%B5%D0%BD%D1%82%D1%8B%20%D0%A6%D0%9F-%D0%A6%D0%A1%D0%92/" w:history="1">
+              <w:r>
+                <w:rPr>
+                  <w:rStyle w:val="1046"/>
+                  <w:rFonts w:ascii="Tahoma" w:hAnsi="Tahoma" w:cs="Tahoma"/>
+                  <w:sz w:val="16"/>
+                  <w:szCs w:val="16"/>
+                </w:rPr>
+                <w:t xml:space="preserve">https://disk.forus.ru/library/950a5093-04b1-446a-9b19-81717c40d760/%D0%94%D0%BE%D0%BA%D1%83%D0%BC%D0%B5%D0%BD%D1%82%D1%8B%20%D0%A6%D0%9F-%D0%A6%D0%A1%D0%92/</w:t>
+              </w:r>
+            </w:hyperlink>
+            <w:r>
+              <w:rPr>
+                <w:rFonts w:ascii="Tahoma" w:hAnsi="Tahoma" w:cs="Tahoma"/>
+                <w:sz w:val="16"/>
+                <w:szCs w:val="16"/>
+              </w:rPr>
+            </w:r>
+            <w:r>
+              <w:rPr>
+                <w:rFonts w:ascii="Tahoma" w:hAnsi="Tahoma" w:cs="Tahoma"/>
+                <w:sz w:val="16"/>
+                <w:szCs w:val="16"/>
+              </w:rPr>
             </w:r>
           </w:p>
         </w:tc>
@@ -10196,8 +11304,39 @@
             <w:noWrap w:val="false"/>
           </w:tcPr>
           <w:p>
-            <w:r>
+            <w:pPr>
+              <w:jc w:val="center"/>
+              <w:rPr>
+                <w:rFonts w:ascii="Tahoma" w:hAnsi="Tahoma" w:cs="Tahoma"/>
+                <w:color w:val="000000"/>
+                <w:sz w:val="16"/>
+                <w:szCs w:val="16"/>
+              </w:rPr>
+            </w:pPr>
+            <w:r>
+              <w:rPr>
+                <w:rFonts w:ascii="Tahoma" w:hAnsi="Tahoma" w:cs="Tahoma"/>
+                <w:color w:val="000000"/>
+                <w:sz w:val="16"/>
+                <w:szCs w:val="16"/>
+              </w:rPr>
               <w:t xml:space="preserve">13-14 день</w:t>
+            </w:r>
+            <w:r>
+              <w:rPr>
+                <w:rFonts w:ascii="Tahoma" w:hAnsi="Tahoma" w:cs="Tahoma"/>
+                <w:color w:val="000000"/>
+                <w:sz w:val="16"/>
+                <w:szCs w:val="16"/>
+              </w:rPr>
+            </w:r>
+            <w:r>
+              <w:rPr>
+                <w:rFonts w:ascii="Tahoma" w:hAnsi="Tahoma" w:cs="Tahoma"/>
+                <w:color w:val="000000"/>
+                <w:sz w:val="16"/>
+                <w:szCs w:val="16"/>
+              </w:rPr>
             </w:r>
           </w:p>
         </w:tc>
@@ -10216,12 +11355,48 @@
             <w:noWrap w:val="false"/>
           </w:tcPr>
           <w:p>
-            <w:r>
+            <w:pPr>
+              <w:rPr>
+                <w:rFonts w:ascii="Tahoma" w:hAnsi="Tahoma" w:cs="Tahoma"/>
+                <w:b/>
+                <w:bCs/>
+                <w:color w:val="000000"/>
+                <w:sz w:val="16"/>
+                <w:szCs w:val="16"/>
+              </w:rPr>
+            </w:pPr>
+            <w:r>
+              <w:rPr>
+                <w:rFonts w:ascii="Tahoma" w:hAnsi="Tahoma" w:cs="Tahoma"/>
+                <w:b/>
+                <w:bCs/>
+                <w:color w:val="000000"/>
+                <w:sz w:val="16"/>
+                <w:szCs w:val="16"/>
+              </w:rPr>
               <w:t xml:space="preserve">Битрикс24</w:t>
             </w:r>
           </w:p>
           <w:p>
-            <w:r>
+            <w:pPr>
+              <w:rPr>
+                <w:rFonts w:ascii="Tahoma" w:hAnsi="Tahoma" w:cs="Tahoma"/>
+                <w:b/>
+                <w:bCs/>
+                <w:color w:val="000000"/>
+                <w:sz w:val="16"/>
+                <w:szCs w:val="16"/>
+              </w:rPr>
+            </w:pPr>
+            <w:r>
+              <w:rPr>
+                <w:rFonts w:ascii="Tahoma" w:hAnsi="Tahoma" w:cs="Tahoma"/>
+                <w:b/>
+                <w:bCs/>
+                <w:color w:val="000000"/>
+                <w:sz w:val="16"/>
+                <w:szCs w:val="16"/>
+              </w:rPr>
               <w:t xml:space="preserve">- Бизнес-процессы взаимодействия с ЦСВ</w:t>
             </w:r>
           </w:p>
@@ -10405,23 +11580,166 @@
             <w:noWrap w:val="false"/>
           </w:tcPr>
           <w:p>
-            <w:r>
+            <w:pPr>
+              <w:rPr>
+                <w:rFonts w:ascii="Tahoma" w:hAnsi="Tahoma" w:cs="Tahoma"/>
+                <w:b/>
+                <w:bCs/>
+                <w:color w:val="000000"/>
+                <w:sz w:val="16"/>
+                <w:szCs w:val="16"/>
+              </w:rPr>
+            </w:pPr>
+            <w:r>
+              <w:rPr>
+                <w:rFonts w:ascii="Tahoma" w:hAnsi="Tahoma" w:cs="Tahoma"/>
+                <w:b/>
+                <w:bCs/>
+                <w:color w:val="000000"/>
+                <w:sz w:val="16"/>
+                <w:szCs w:val="16"/>
+              </w:rPr>
               <w:t xml:space="preserve">УТ</w:t>
+            </w:r>
+            <w:r>
+              <w:rPr>
+                <w:rFonts w:ascii="Tahoma" w:hAnsi="Tahoma" w:cs="Tahoma"/>
+                <w:b/>
+                <w:bCs/>
+                <w:color w:val="000000"/>
+                <w:sz w:val="16"/>
+                <w:szCs w:val="16"/>
+              </w:rPr>
+            </w:r>
+            <w:r>
+              <w:rPr>
+                <w:rFonts w:ascii="Tahoma" w:hAnsi="Tahoma" w:cs="Tahoma"/>
+                <w:b/>
+                <w:bCs/>
+                <w:color w:val="000000"/>
+                <w:sz w:val="16"/>
+                <w:szCs w:val="16"/>
+              </w:rPr>
             </w:r>
           </w:p>
           <w:p>
-            <w:r>
+            <w:pPr>
+              <w:rPr>
+                <w:rFonts w:ascii="Tahoma" w:hAnsi="Tahoma" w:cs="Tahoma"/>
+                <w:bCs/>
+                <w:color w:val="000000"/>
+                <w:sz w:val="16"/>
+                <w:szCs w:val="16"/>
+              </w:rPr>
+            </w:pPr>
+            <w:r>
+              <w:rPr>
+                <w:rFonts w:ascii="Tahoma" w:hAnsi="Tahoma" w:cs="Tahoma"/>
+                <w:bCs/>
+                <w:color w:val="000000"/>
+                <w:sz w:val="16"/>
+                <w:szCs w:val="16"/>
+              </w:rPr>
               <w:t xml:space="preserve">- Справочники</w:t>
+            </w:r>
+            <w:r>
+              <w:rPr>
+                <w:rFonts w:ascii="Tahoma" w:hAnsi="Tahoma" w:cs="Tahoma"/>
+                <w:bCs/>
+                <w:color w:val="000000"/>
+                <w:sz w:val="16"/>
+                <w:szCs w:val="16"/>
+              </w:rPr>
+            </w:r>
+            <w:r>
+              <w:rPr>
+                <w:rFonts w:ascii="Tahoma" w:hAnsi="Tahoma" w:cs="Tahoma"/>
+                <w:bCs/>
+                <w:color w:val="000000"/>
+                <w:sz w:val="16"/>
+                <w:szCs w:val="16"/>
+              </w:rPr>
             </w:r>
           </w:p>
           <w:p>
-            <w:r>
+            <w:pPr>
+              <w:rPr>
+                <w:rFonts w:ascii="Tahoma" w:hAnsi="Tahoma" w:cs="Tahoma"/>
+                <w:bCs/>
+                <w:color w:val="000000"/>
+                <w:sz w:val="16"/>
+                <w:szCs w:val="16"/>
+              </w:rPr>
+            </w:pPr>
+            <w:r>
+              <w:rPr>
+                <w:rFonts w:ascii="Tahoma" w:hAnsi="Tahoma" w:cs="Tahoma"/>
+                <w:bCs/>
+                <w:color w:val="000000"/>
+                <w:sz w:val="16"/>
+                <w:szCs w:val="16"/>
+              </w:rPr>
               <w:t xml:space="preserve">- Документы</w:t>
+            </w:r>
+            <w:r>
+              <w:rPr>
+                <w:rFonts w:ascii="Tahoma" w:hAnsi="Tahoma" w:cs="Tahoma"/>
+                <w:bCs/>
+                <w:color w:val="000000"/>
+                <w:sz w:val="16"/>
+                <w:szCs w:val="16"/>
+              </w:rPr>
+            </w:r>
+            <w:r>
+              <w:rPr>
+                <w:rFonts w:ascii="Tahoma" w:hAnsi="Tahoma" w:cs="Tahoma"/>
+                <w:bCs/>
+                <w:color w:val="000000"/>
+                <w:sz w:val="16"/>
+                <w:szCs w:val="16"/>
+              </w:rPr>
             </w:r>
           </w:p>
           <w:p>
-            <w:r>
+            <w:pPr>
+              <w:rPr>
+                <w:rFonts w:ascii="Tahoma" w:hAnsi="Tahoma" w:cs="Tahoma"/>
+                <w:b/>
+                <w:bCs/>
+                <w:color w:val="000000"/>
+                <w:sz w:val="16"/>
+                <w:szCs w:val="16"/>
+              </w:rPr>
+            </w:pPr>
+            <w:r>
+              <w:rPr>
+                <w:rFonts w:ascii="Tahoma" w:hAnsi="Tahoma" w:cs="Tahoma"/>
+                <w:bCs/>
+                <w:color w:val="000000"/>
+                <w:sz w:val="16"/>
+                <w:szCs w:val="16"/>
+              </w:rPr>
               <w:t xml:space="preserve">- Отчеты</w:t>
+            </w:r>
+            <w:r>
+              <w:rPr>
+                <w:rFonts w:ascii="Tahoma" w:hAnsi="Tahoma" w:cs="Tahoma"/>
+                <w:b/>
+                <w:bCs/>
+                <w:color w:val="000000"/>
+                <w:sz w:val="16"/>
+                <w:szCs w:val="16"/>
+              </w:rPr>
+            </w:r>
+            <w:r>
+              <w:rPr>
+                <w:rFonts w:ascii="Tahoma" w:hAnsi="Tahoma" w:cs="Tahoma"/>
+                <w:b/>
+                <w:bCs/>
+                <w:color w:val="000000"/>
+                <w:sz w:val="16"/>
+                <w:szCs w:val="16"/>
+              </w:rPr>
             </w:r>
           </w:p>
         </w:tc>
@@ -10435,8 +11753,54 @@
             <w:noWrap w:val="false"/>
           </w:tcPr>
           <w:p>
-            <w:r>
+            <w:pPr>
+              <w:rPr>
+                <w:rFonts w:ascii="Tahoma" w:hAnsi="Tahoma" w:cs="Tahoma"/>
+                <w:b/>
+                <w:bCs/>
+                <w:i/>
+                <w:iCs/>
+                <w:color w:val="000000"/>
+                <w:sz w:val="16"/>
+                <w:szCs w:val="16"/>
+              </w:rPr>
+            </w:pPr>
+            <w:r>
+              <w:rPr>
+                <w:rFonts w:ascii="Tahoma" w:hAnsi="Tahoma" w:cs="Tahoma"/>
+                <w:b/>
+                <w:bCs/>
+                <w:i/>
+                <w:iCs/>
+                <w:color w:val="000000"/>
+                <w:sz w:val="16"/>
+                <w:szCs w:val="16"/>
+              </w:rPr>
               <w:t xml:space="preserve">Видеоуроки</w:t>
+            </w:r>
+            <w:r>
+              <w:rPr>
+                <w:rFonts w:ascii="Tahoma" w:hAnsi="Tahoma" w:cs="Tahoma"/>
+                <w:b/>
+                <w:bCs/>
+                <w:i/>
+                <w:iCs/>
+                <w:color w:val="000000"/>
+                <w:sz w:val="16"/>
+                <w:szCs w:val="16"/>
+              </w:rPr>
+            </w:r>
+            <w:r>
+              <w:rPr>
+                <w:rFonts w:ascii="Tahoma" w:hAnsi="Tahoma" w:cs="Tahoma"/>
+                <w:b/>
+                <w:bCs/>
+                <w:i/>
+                <w:iCs/>
+                <w:color w:val="000000"/>
+                <w:sz w:val="16"/>
+                <w:szCs w:val="16"/>
+              </w:rPr>
             </w:r>
           </w:p>
         </w:tc>
@@ -10449,8 +11813,34 @@
             <w:noWrap w:val="false"/>
           </w:tcPr>
           <w:p>
-            <w:r>
-              <w:t xml:space="preserve">Работа с Контрагентами в части создания договоров</w:t>
+            <w:pPr>
+              <w:rPr>
+                <w:rFonts w:ascii="Tahoma" w:hAnsi="Tahoma" w:cs="Tahoma"/>
+                <w:sz w:val="16"/>
+                <w:szCs w:val="16"/>
+              </w:rPr>
+            </w:pPr>
+            <w:r>
+              <w:rPr>
+                <w:rFonts w:ascii="Tahoma" w:hAnsi="Tahoma" w:cs="Tahoma"/>
+                <w:sz w:val="16"/>
+                <w:szCs w:val="16"/>
+              </w:rPr>
+              <w:t xml:space="preserve">Работа с Контрагентами в части создания договоров </w:t>
+            </w:r>
+            <w:r>
+              <w:rPr>
+                <w:rFonts w:ascii="Tahoma" w:hAnsi="Tahoma" w:cs="Tahoma"/>
+                <w:sz w:val="16"/>
+                <w:szCs w:val="16"/>
+              </w:rPr>
+            </w:r>
+            <w:r>
+              <w:rPr>
+                <w:rFonts w:ascii="Tahoma" w:hAnsi="Tahoma" w:cs="Tahoma"/>
+                <w:sz w:val="16"/>
+                <w:szCs w:val="16"/>
+              </w:rPr>
             </w:r>
           </w:p>
         </w:tc>
@@ -10463,8 +11853,88 @@
             <w:noWrap w:val="false"/>
           </w:tcPr>
           <w:p>
-            <w:r>
+            <w:pPr>
+              <w:rPr>
+                <w:rFonts w:ascii="Tahoma" w:hAnsi="Tahoma" w:cs="Tahoma"/>
+                <w:b/>
+                <w:bCs/>
+                <w:color w:val="000000"/>
+                <w:sz w:val="16"/>
+                <w:szCs w:val="16"/>
+              </w:rPr>
+            </w:pPr>
+            <w:r>
+              <w:rPr>
+                <w:rFonts w:ascii="Tahoma" w:hAnsi="Tahoma" w:cs="Tahoma"/>
+                <w:b/>
+                <w:bCs/>
+                <w:color w:val="000000"/>
+                <w:sz w:val="16"/>
+                <w:szCs w:val="16"/>
+              </w:rPr>
               <w:t xml:space="preserve">Сдача экзамена по базовому использованию функционала ИС</w:t>
+            </w:r>
+            <w:r>
+              <w:rPr>
+                <w:rFonts w:ascii="Tahoma" w:hAnsi="Tahoma" w:cs="Tahoma"/>
+                <w:b/>
+                <w:bCs/>
+                <w:color w:val="000000"/>
+                <w:sz w:val="16"/>
+                <w:szCs w:val="16"/>
+              </w:rPr>
+            </w:r>
+            <w:r>
+              <w:rPr>
+                <w:rFonts w:ascii="Tahoma" w:hAnsi="Tahoma" w:cs="Tahoma"/>
+                <w:b/>
+                <w:bCs/>
+                <w:color w:val="000000"/>
+                <w:sz w:val="16"/>
+                <w:szCs w:val="16"/>
+              </w:rPr>
+            </w:r>
+          </w:p>
+          <w:p>
+            <w:pPr>
+              <w:rPr>
+                <w:rFonts w:ascii="Tahoma" w:hAnsi="Tahoma" w:cs="Tahoma"/>
+                <w:b/>
+                <w:bCs/>
+                <w:color w:val="000000"/>
+                <w:sz w:val="16"/>
+                <w:szCs w:val="16"/>
+              </w:rPr>
+            </w:pPr>
+            <w:r>
+              <w:rPr>
+                <w:rFonts w:ascii="Tahoma" w:hAnsi="Tahoma" w:cs="Tahoma"/>
+                <w:b/>
+                <w:bCs/>
+                <w:color w:val="000000"/>
+                <w:sz w:val="16"/>
+                <w:szCs w:val="16"/>
+              </w:rPr>
+            </w:r>
+            <w:r>
+              <w:rPr>
+                <w:rFonts w:ascii="Tahoma" w:hAnsi="Tahoma" w:cs="Tahoma"/>
+                <w:b/>
+                <w:bCs/>
+                <w:color w:val="000000"/>
+                <w:sz w:val="16"/>
+                <w:szCs w:val="16"/>
+              </w:rPr>
+            </w:r>
+            <w:r>
+              <w:rPr>
+                <w:rFonts w:ascii="Tahoma" w:hAnsi="Tahoma" w:cs="Tahoma"/>
+                <w:b/>
+                <w:bCs/>
+                <w:color w:val="000000"/>
+                <w:sz w:val="16"/>
+                <w:szCs w:val="16"/>
+              </w:rPr>
             </w:r>
           </w:p>
         </w:tc>
@@ -10476,8 +11946,39 @@
             <w:noWrap w:val="false"/>
           </w:tcPr>
           <w:p>
-            <w:r>
+            <w:pPr>
+              <w:jc w:val="center"/>
+              <w:rPr>
+                <w:rFonts w:ascii="Tahoma" w:hAnsi="Tahoma" w:cs="Tahoma"/>
+                <w:color w:val="000000"/>
+                <w:sz w:val="16"/>
+                <w:szCs w:val="16"/>
+              </w:rPr>
+            </w:pPr>
+            <w:r>
+              <w:rPr>
+                <w:rFonts w:ascii="Tahoma" w:hAnsi="Tahoma" w:cs="Tahoma"/>
+                <w:color w:val="000000"/>
+                <w:sz w:val="16"/>
+                <w:szCs w:val="16"/>
+              </w:rPr>
               <w:t xml:space="preserve">После 30 дня</w:t>
+            </w:r>
+            <w:r>
+              <w:rPr>
+                <w:rFonts w:ascii="Tahoma" w:hAnsi="Tahoma" w:cs="Tahoma"/>
+                <w:color w:val="000000"/>
+                <w:sz w:val="16"/>
+                <w:szCs w:val="16"/>
+              </w:rPr>
+            </w:r>
+            <w:r>
+              <w:rPr>
+                <w:rFonts w:ascii="Tahoma" w:hAnsi="Tahoma" w:cs="Tahoma"/>
+                <w:color w:val="000000"/>
+                <w:sz w:val="16"/>
+                <w:szCs w:val="16"/>
+              </w:rPr>
             </w:r>
           </w:p>
         </w:tc>
@@ -10600,8 +12101,34 @@
             <w:noWrap w:val="false"/>
           </w:tcPr>
           <w:p>
-            <w:r>
-              <w:t xml:space="preserve">Качественное взаимодействие с логистикой, работа с ЭДО, заказ программных продуктов</w:t>
+            <w:pPr>
+              <w:rPr>
+                <w:rFonts w:ascii="Tahoma" w:hAnsi="Tahoma" w:cs="Tahoma"/>
+                <w:sz w:val="16"/>
+                <w:szCs w:val="16"/>
+              </w:rPr>
+            </w:pPr>
+            <w:r>
+              <w:rPr>
+                <w:rFonts w:ascii="Tahoma" w:hAnsi="Tahoma" w:cs="Tahoma"/>
+                <w:sz w:val="16"/>
+                <w:szCs w:val="16"/>
+              </w:rPr>
+              <w:t xml:space="preserve">Качественное взаимодействие с логистикой, работа с ЭДО, заказ программных продуктов </w:t>
+            </w:r>
+            <w:r>
+              <w:rPr>
+                <w:rFonts w:ascii="Tahoma" w:hAnsi="Tahoma" w:cs="Tahoma"/>
+                <w:sz w:val="16"/>
+                <w:szCs w:val="16"/>
+              </w:rPr>
+            </w:r>
+            <w:r>
+              <w:rPr>
+                <w:rFonts w:ascii="Tahoma" w:hAnsi="Tahoma" w:cs="Tahoma"/>
+                <w:sz w:val="16"/>
+                <w:szCs w:val="16"/>
+              </w:rPr>
             </w:r>
           </w:p>
         </w:tc>
@@ -10614,42 +12141,186 @@
             <w:noWrap w:val="false"/>
           </w:tcPr>
           <w:p>
-            <w:r>
+            <w:pPr>
+              <w:rPr>
+                <w:rFonts w:ascii="Tahoma" w:hAnsi="Tahoma" w:cs="Tahoma"/>
+                <w:b/>
+                <w:bCs/>
+                <w:color w:val="000000"/>
+                <w:sz w:val="16"/>
+                <w:szCs w:val="16"/>
+              </w:rPr>
+            </w:pPr>
+            <w:r>
+              <w:rPr>
+                <w:rFonts w:ascii="Tahoma" w:hAnsi="Tahoma" w:cs="Tahoma"/>
+                <w:b/>
+                <w:bCs/>
+                <w:color w:val="000000"/>
+                <w:sz w:val="16"/>
+                <w:szCs w:val="16"/>
+              </w:rPr>
               <w:t xml:space="preserve">Сдача экзамена по Бизнес-процессам</w:t>
             </w:r>
           </w:p>
           <w:p>
-            <w:r>
+            <w:pPr>
+              <w:rPr>
+                <w:rFonts w:ascii="Tahoma" w:hAnsi="Tahoma" w:cs="Tahoma"/>
+                <w:b/>
+                <w:bCs/>
+                <w:color w:val="000000"/>
+                <w:sz w:val="16"/>
+                <w:szCs w:val="16"/>
+              </w:rPr>
+            </w:pPr>
+            <w:r>
+              <w:rPr>
+                <w:rFonts w:ascii="Tahoma" w:hAnsi="Tahoma" w:cs="Tahoma"/>
+                <w:b/>
+                <w:bCs/>
+                <w:color w:val="000000"/>
+                <w:sz w:val="16"/>
+                <w:szCs w:val="16"/>
+              </w:rPr>
               <w:t xml:space="preserve">- порядок, особенности, ошибки при выставлении/ исправлении документов (счета, договоры, реализации вперёд);</w:t>
             </w:r>
           </w:p>
           <w:p>
-            <w:r>
+            <w:pPr>
+              <w:rPr>
+                <w:rFonts w:ascii="Tahoma" w:hAnsi="Tahoma" w:cs="Tahoma"/>
+                <w:b/>
+                <w:bCs/>
+                <w:color w:val="000000"/>
+                <w:sz w:val="16"/>
+                <w:szCs w:val="16"/>
+              </w:rPr>
+            </w:pPr>
+            <w:r>
+              <w:rPr>
+                <w:rFonts w:ascii="Tahoma" w:hAnsi="Tahoma" w:cs="Tahoma"/>
+                <w:b/>
+                <w:bCs/>
+                <w:color w:val="000000"/>
+                <w:sz w:val="16"/>
+                <w:szCs w:val="16"/>
+              </w:rPr>
               <w:t xml:space="preserve">- порядок подписания, передачи документов Заказчику/от Заказчика;</w:t>
             </w:r>
           </w:p>
           <w:p>
-            <w:r>
+            <w:pPr>
+              <w:rPr>
+                <w:rFonts w:ascii="Tahoma" w:hAnsi="Tahoma" w:cs="Tahoma"/>
+                <w:b/>
+                <w:bCs/>
+                <w:color w:val="000000"/>
+                <w:sz w:val="16"/>
+                <w:szCs w:val="16"/>
+              </w:rPr>
+            </w:pPr>
+            <w:r>
+              <w:rPr>
+                <w:rFonts w:ascii="Tahoma" w:hAnsi="Tahoma" w:cs="Tahoma"/>
+                <w:b/>
+                <w:bCs/>
+                <w:color w:val="000000"/>
+                <w:sz w:val="16"/>
+                <w:szCs w:val="16"/>
+              </w:rPr>
               <w:t xml:space="preserve">- требования законодательства и бухгалтерии в оформлении документов;</w:t>
             </w:r>
           </w:p>
           <w:p>
-            <w:r>
+            <w:pPr>
+              <w:rPr>
+                <w:rFonts w:ascii="Tahoma" w:hAnsi="Tahoma" w:cs="Tahoma"/>
+                <w:b/>
+                <w:bCs/>
+                <w:color w:val="000000"/>
+                <w:sz w:val="16"/>
+                <w:szCs w:val="16"/>
+              </w:rPr>
+            </w:pPr>
+            <w:r>
+              <w:rPr>
+                <w:rFonts w:ascii="Tahoma" w:hAnsi="Tahoma" w:cs="Tahoma"/>
+                <w:b/>
+                <w:bCs/>
+                <w:color w:val="000000"/>
+                <w:sz w:val="16"/>
+                <w:szCs w:val="16"/>
+              </w:rPr>
               <w:t xml:space="preserve">- порядок работы по отсрочкам платежей;</w:t>
             </w:r>
           </w:p>
           <w:p>
-            <w:r>
+            <w:pPr>
+              <w:rPr>
+                <w:rFonts w:ascii="Tahoma" w:hAnsi="Tahoma" w:cs="Tahoma"/>
+                <w:b/>
+                <w:bCs/>
+                <w:color w:val="000000"/>
+                <w:sz w:val="16"/>
+                <w:szCs w:val="16"/>
+              </w:rPr>
+            </w:pPr>
+            <w:r>
+              <w:rPr>
+                <w:rFonts w:ascii="Tahoma" w:hAnsi="Tahoma" w:cs="Tahoma"/>
+                <w:b/>
+                <w:bCs/>
+                <w:color w:val="000000"/>
+                <w:sz w:val="16"/>
+                <w:szCs w:val="16"/>
+              </w:rPr>
               <w:t xml:space="preserve">- порядок и особенности работы в рамках предметного направления стажёра;</w:t>
             </w:r>
           </w:p>
           <w:p>
-            <w:r>
+            <w:pPr>
+              <w:rPr>
+                <w:rFonts w:ascii="Tahoma" w:hAnsi="Tahoma" w:cs="Tahoma"/>
+                <w:b/>
+                <w:bCs/>
+                <w:color w:val="000000"/>
+                <w:sz w:val="16"/>
+                <w:szCs w:val="16"/>
+              </w:rPr>
+            </w:pPr>
+            <w:r>
+              <w:rPr>
+                <w:rFonts w:ascii="Tahoma" w:hAnsi="Tahoma" w:cs="Tahoma"/>
+                <w:b/>
+                <w:bCs/>
+                <w:color w:val="000000"/>
+                <w:sz w:val="16"/>
+                <w:szCs w:val="16"/>
+              </w:rPr>
               <w:t xml:space="preserve">- порядок работы по ЭДО;</w:t>
             </w:r>
           </w:p>
           <w:p>
-            <w:r>
+            <w:pPr>
+              <w:rPr>
+                <w:rFonts w:ascii="Tahoma" w:hAnsi="Tahoma" w:cs="Tahoma"/>
+                <w:b/>
+                <w:bCs/>
+                <w:color w:val="000000"/>
+                <w:sz w:val="16"/>
+                <w:szCs w:val="16"/>
+              </w:rPr>
+            </w:pPr>
+            <w:r>
+              <w:rPr>
+                <w:rFonts w:ascii="Tahoma" w:hAnsi="Tahoma" w:cs="Tahoma"/>
+                <w:b/>
+                <w:bCs/>
+                <w:color w:val="000000"/>
+                <w:sz w:val="16"/>
+                <w:szCs w:val="16"/>
+              </w:rPr>
               <w:t xml:space="preserve">- зоны ответственности.</w:t>
             </w:r>
           </w:p>
@@ -10848,7 +12519,35 @@
         </w:rPr>
       </w:pPr>
       <w:r>
-        <w:t>Ответственный за проведение обучающих мероприятий – Руководитель и Наставник стажировки</w:t>
+        <w:rPr>
+          <w:rFonts w:ascii="Tahoma" w:hAnsi="Tahoma" w:cs="Tahoma"/>
+          <w:i/>
+          <w:iCs/>
+          <w:color w:val="000000"/>
+          <w:sz w:val="18"/>
+          <w:szCs w:val="18"/>
+        </w:rPr>
+        <w:t xml:space="preserve">Ответственный за проведение обучающих мероприятий – Руководитель и Наставник стажировки</w:t>
+      </w:r>
+      <w:r>
+        <w:rPr>
+          <w:rFonts w:ascii="Tahoma" w:hAnsi="Tahoma" w:cs="Tahoma"/>
+          <w:i/>
+          <w:iCs/>
+          <w:color w:val="000000"/>
+          <w:sz w:val="18"/>
+          <w:szCs w:val="18"/>
+        </w:rPr>
+      </w:r>
+      <w:r>
+        <w:rPr>
+          <w:rFonts w:ascii="Tahoma" w:hAnsi="Tahoma" w:cs="Tahoma"/>
+          <w:i/>
+          <w:iCs/>
+          <w:color w:val="000000"/>
+          <w:sz w:val="18"/>
+          <w:szCs w:val="18"/>
+        </w:rPr>
       </w:r>
     </w:p>
     <w:tbl>
@@ -11095,12 +12794,38 @@
             <w:noWrap w:val="false"/>
           </w:tcPr>
           <w:p>
-            <w:r>
+            <w:pPr>
+              <w:pStyle w:val="867"/>
+              <w:rPr>
+                <w:rFonts w:ascii="Tahoma" w:hAnsi="Tahoma" w:cs="Tahoma"/>
+                <w:sz w:val="16"/>
+                <w:szCs w:val="16"/>
+              </w:rPr>
+            </w:pPr>
+            <w:r>
+              <w:rPr>
+                <w:rFonts w:ascii="Tahoma" w:hAnsi="Tahoma" w:cs="Tahoma"/>
+                <w:sz w:val="16"/>
+                <w:szCs w:val="16"/>
+              </w:rPr>
               <w:t xml:space="preserve">Обзвон / проработка базы по продукту направления</w:t>
             </w:r>
           </w:p>
           <w:p>
-            <w:r>
+            <w:pPr>
+              <w:pStyle w:val="867"/>
+              <w:rPr>
+                <w:rFonts w:ascii="Tahoma" w:hAnsi="Tahoma" w:cs="Tahoma"/>
+                <w:sz w:val="16"/>
+                <w:szCs w:val="16"/>
+              </w:rPr>
+            </w:pPr>
+            <w:r>
+              <w:rPr>
+                <w:rFonts w:ascii="Tahoma" w:hAnsi="Tahoma" w:cs="Tahoma"/>
+                <w:sz w:val="16"/>
+                <w:szCs w:val="16"/>
+              </w:rPr>
               <w:t xml:space="preserve">(материалы по продукту — ссылки вставить)</w:t>
             </w:r>
           </w:p>
@@ -11112,22 +12837,70 @@
             <w:noWrap w:val="false"/>
           </w:tcPr>
           <w:p>
-            <w:r>
+            <w:pPr>
+              <w:rPr>
+                <w:rFonts w:ascii="Tahoma" w:hAnsi="Tahoma" w:cs="Tahoma"/>
+                <w:sz w:val="16"/>
+                <w:szCs w:val="16"/>
+              </w:rPr>
+            </w:pPr>
+            <w:r>
+              <w:rPr>
+                <w:rFonts w:ascii="Tahoma" w:hAnsi="Tahoma" w:cs="Tahoma"/>
+                <w:sz w:val="16"/>
+                <w:szCs w:val="16"/>
+              </w:rPr>
               <w:t xml:space="preserve">Знание продукта направления стажёра</w:t>
             </w:r>
           </w:p>
           <w:p>
-            <w:r>
+            <w:pPr>
+              <w:rPr>
+                <w:rFonts w:ascii="Tahoma" w:hAnsi="Tahoma" w:cs="Tahoma"/>
+                <w:sz w:val="16"/>
+                <w:szCs w:val="16"/>
+              </w:rPr>
+            </w:pPr>
+            <w:r>
+              <w:rPr>
+                <w:rFonts w:ascii="Tahoma" w:hAnsi="Tahoma" w:cs="Tahoma"/>
+                <w:sz w:val="16"/>
+                <w:szCs w:val="16"/>
+              </w:rPr>
               <w:t xml:space="preserve">Технологии продаж</w:t>
             </w:r>
           </w:p>
           <w:p>
-            <w:r>
+            <w:pPr>
+              <w:rPr>
+                <w:rFonts w:ascii="Tahoma" w:hAnsi="Tahoma" w:cs="Tahoma"/>
+                <w:sz w:val="16"/>
+                <w:szCs w:val="16"/>
+              </w:rPr>
+            </w:pPr>
+            <w:r>
+              <w:rPr>
+                <w:rFonts w:ascii="Tahoma" w:hAnsi="Tahoma" w:cs="Tahoma"/>
+                <w:sz w:val="16"/>
+                <w:szCs w:val="16"/>
+              </w:rPr>
               <w:t xml:space="preserve">Работа в CRM (Битрикс24)</w:t>
             </w:r>
           </w:p>
           <w:p>
-            <w:r>
+            <w:pPr>
+              <w:rPr>
+                <w:rFonts w:ascii="Tahoma" w:hAnsi="Tahoma" w:cs="Tahoma"/>
+                <w:sz w:val="16"/>
+                <w:szCs w:val="16"/>
+              </w:rPr>
+            </w:pPr>
+            <w:r>
+              <w:rPr>
+                <w:rFonts w:ascii="Tahoma" w:hAnsi="Tahoma" w:cs="Tahoma"/>
+                <w:sz w:val="16"/>
+                <w:szCs w:val="16"/>
+              </w:rPr>
               <w:t xml:space="preserve">Взаимодействие с производственными подразделениями</w:t>
             </w:r>
           </w:p>
@@ -11140,22 +12913,70 @@
             <w:noWrap w:val="false"/>
           </w:tcPr>
           <w:p>
-            <w:r>
+            <w:pPr>
+              <w:rPr>
+                <w:rFonts w:ascii="Tahoma" w:hAnsi="Tahoma" w:cs="Tahoma"/>
+                <w:sz w:val="16"/>
+                <w:szCs w:val="16"/>
+              </w:rPr>
+            </w:pPr>
+            <w:r>
+              <w:rPr>
+                <w:rFonts w:ascii="Tahoma" w:hAnsi="Tahoma" w:cs="Tahoma"/>
+                <w:sz w:val="16"/>
+                <w:szCs w:val="16"/>
+              </w:rPr>
               <w:t xml:space="preserve">Звонки:</w:t>
             </w:r>
           </w:p>
           <w:p>
-            <w:r>
-              <w:t xml:space="preserve">Количество звонков – 20 в день</w:t>
+            <w:pPr>
+              <w:rPr>
+                <w:rFonts w:ascii="Tahoma" w:hAnsi="Tahoma" w:cs="Tahoma"/>
+                <w:sz w:val="16"/>
+                <w:szCs w:val="16"/>
+              </w:rPr>
+            </w:pPr>
+            <w:r>
+              <w:rPr>
+                <w:rFonts w:ascii="Tahoma" w:hAnsi="Tahoma" w:cs="Tahoma"/>
+                <w:sz w:val="16"/>
+                <w:szCs w:val="16"/>
+              </w:rPr>
+              <w:t xml:space="preserve">Количество звонков – 20 в день </w:t>
             </w:r>
           </w:p>
           <w:p>
-            <w:r>
+            <w:pPr>
+              <w:rPr>
+                <w:rFonts w:ascii="Tahoma" w:hAnsi="Tahoma" w:cs="Tahoma"/>
+                <w:sz w:val="16"/>
+                <w:szCs w:val="16"/>
+              </w:rPr>
+            </w:pPr>
+            <w:r>
+              <w:rPr>
+                <w:rFonts w:ascii="Tahoma" w:hAnsi="Tahoma" w:cs="Tahoma"/>
+                <w:sz w:val="16"/>
+                <w:szCs w:val="16"/>
+              </w:rPr>
               <w:t xml:space="preserve">Среднедневное эфирное время – от 1 ч. 20 минут</w:t>
             </w:r>
           </w:p>
           <w:p>
-            <w:r>
+            <w:pPr>
+              <w:rPr>
+                <w:rFonts w:ascii="Tahoma" w:hAnsi="Tahoma" w:cs="Tahoma"/>
+                <w:sz w:val="16"/>
+                <w:szCs w:val="16"/>
+              </w:rPr>
+            </w:pPr>
+            <w:r>
+              <w:rPr>
+                <w:rFonts w:ascii="Tahoma" w:hAnsi="Tahoma" w:cs="Tahoma"/>
+                <w:sz w:val="16"/>
+                <w:szCs w:val="16"/>
+              </w:rPr>
               <w:t xml:space="preserve">Демо / презентации – 2 клиента</w:t>
             </w:r>
           </w:p>
@@ -11168,7 +12989,21 @@
             <w:noWrap w:val="false"/>
           </w:tcPr>
           <w:p>
-            <w:r>
+            <w:pPr>
+              <w:rPr>
+                <w:rFonts w:ascii="Tahoma" w:hAnsi="Tahoma" w:cs="Tahoma"/>
+                <w:color w:val="000000"/>
+                <w:sz w:val="16"/>
+                <w:szCs w:val="16"/>
+              </w:rPr>
+            </w:pPr>
+            <w:r>
+              <w:rPr>
+                <w:rFonts w:ascii="Tahoma" w:hAnsi="Tahoma" w:cs="Tahoma"/>
+                <w:color w:val="000000"/>
+                <w:sz w:val="16"/>
+                <w:szCs w:val="16"/>
+              </w:rPr>
               <w:t xml:space="preserve">С 14 дня</w:t>
             </w:r>
           </w:p>
@@ -11187,7 +13022,20 @@
             <w:noWrap w:val="false"/>
           </w:tcPr>
           <w:p>
-            <w:r>
+            <w:pPr>
+              <w:pStyle w:val="867"/>
+              <w:rPr>
+                <w:rFonts w:ascii="Tahoma" w:hAnsi="Tahoma" w:cs="Tahoma"/>
+                <w:sz w:val="16"/>
+                <w:szCs w:val="16"/>
+              </w:rPr>
+            </w:pPr>
+            <w:r>
+              <w:rPr>
+                <w:rFonts w:ascii="Tahoma" w:hAnsi="Tahoma" w:cs="Tahoma"/>
+                <w:sz w:val="16"/>
+                <w:szCs w:val="16"/>
+              </w:rPr>
               <w:t xml:space="preserve">Проведение демо / презентаций продукта</w:t>
             </w:r>
           </w:p>
@@ -11199,7 +13047,19 @@
             <w:noWrap w:val="false"/>
           </w:tcPr>
           <w:p>
-            <w:r>
+            <w:pPr>
+              <w:rPr>
+                <w:rFonts w:ascii="Tahoma" w:hAnsi="Tahoma" w:cs="Tahoma"/>
+                <w:sz w:val="16"/>
+                <w:szCs w:val="16"/>
+              </w:rPr>
+            </w:pPr>
+            <w:r>
+              <w:rPr>
+                <w:rFonts w:ascii="Tahoma" w:hAnsi="Tahoma" w:cs="Tahoma"/>
+                <w:sz w:val="16"/>
+                <w:szCs w:val="16"/>
+              </w:rPr>
               <w:t xml:space="preserve">Проведение демонстрации клиентам — через Телемост. Запись сохранять в чате сделки.</w:t>
             </w:r>
           </w:p>
@@ -11212,7 +13072,19 @@
             <w:noWrap w:val="false"/>
           </w:tcPr>
           <w:p>
-            <w:r>
+            <w:pPr>
+              <w:rPr>
+                <w:rFonts w:ascii="Tahoma" w:hAnsi="Tahoma" w:cs="Tahoma"/>
+                <w:sz w:val="16"/>
+                <w:szCs w:val="16"/>
+              </w:rPr>
+            </w:pPr>
+            <w:r>
+              <w:rPr>
+                <w:rFonts w:ascii="Tahoma" w:hAnsi="Tahoma" w:cs="Tahoma"/>
+                <w:sz w:val="16"/>
+                <w:szCs w:val="16"/>
+              </w:rPr>
               <w:t xml:space="preserve">Количество встреч – не менее 10 в месяц</w:t>
             </w:r>
           </w:p>
@@ -11225,7 +13097,21 @@
             <w:noWrap w:val="false"/>
           </w:tcPr>
           <w:p>
-            <w:r>
+            <w:pPr>
+              <w:rPr>
+                <w:rFonts w:ascii="Tahoma" w:hAnsi="Tahoma" w:cs="Tahoma"/>
+                <w:color w:val="000000"/>
+                <w:sz w:val="16"/>
+                <w:szCs w:val="16"/>
+              </w:rPr>
+            </w:pPr>
+            <w:r>
+              <w:rPr>
+                <w:rFonts w:ascii="Tahoma" w:hAnsi="Tahoma" w:cs="Tahoma"/>
+                <w:color w:val="000000"/>
+                <w:sz w:val="16"/>
+                <w:szCs w:val="16"/>
+              </w:rPr>
               <w:t xml:space="preserve">С 20 дня</w:t>
             </w:r>
           </w:p>
@@ -12107,7 +13993,13 @@
         </w:rPr>
       </w:pPr>
       <w:r>
-        <w:t>Закрепление в должности по результатам аттестационного собеседования по окончании стажировки – Инициатор руководитель стажировки / Блохина Е.Е.</w:t>
+        <w:rPr>
+          <w:rFonts w:ascii="Tahoma" w:hAnsi="Tahoma" w:cs="Tahoma"/>
+          <w:b/>
+          <w:sz w:val="18"/>
+          <w:szCs w:val="18"/>
+        </w:rPr>
+        <w:t xml:space="preserve">Закрепление в должности по результатам аттестационного собеседования по окончании стажировки – Инициатор руководитель стажировки / Блохина Е.Е.</w:t>
       </w:r>
     </w:p>
     <w:p>
@@ -12155,7 +14047,13 @@
         </w:rPr>
       </w:pPr>
       <w:r>
-        <w:t>С адаптационной программой ознакомлен(а):   ________________________ / Коршак М.А.</w:t>
+        <w:rPr>
+          <w:rFonts w:ascii="Tahoma" w:hAnsi="Tahoma" w:cs="Tahoma"/>
+          <w:b/>
+          <w:sz w:val="18"/>
+          <w:szCs w:val="18"/>
+        </w:rPr>
+        <w:t xml:space="preserve">С адаптационной программой ознакомлен(а):   ________________________ / Коршак М.А.</w:t>
       </w:r>
     </w:p>
     <w:p>
